--- a/docs/03_추적성매트릭스.docx
+++ b/docs/03_추적성매트릭스.docx
@@ -11,7 +11,7 @@
           <w:rFonts w:ascii="Malgun Gothic" w:hAnsi="Malgun Gothic" w:eastAsia="Malgun Gothic"/>
           <w:b/>
           <w:color w:val="1F4E79"/>
-          <w:sz w:val="44"/>
+          <w:sz w:val="42"/>
         </w:rPr>
         <w:t>메디브러리 (Medibrary)</w:t>
       </w:r>
@@ -38,7 +38,7 @@
           <w:rFonts w:ascii="Malgun Gothic" w:hAnsi="Malgun Gothic" w:eastAsia="Malgun Gothic"/>
           <w:b w:val="0"/>
           <w:color w:val="595959"/>
-          <w:sz w:val="20"/>
+          <w:sz w:val="19"/>
         </w:rPr>
         <w:t>요구사항 · 화면 · API/데이터 · 테스트 관점의 상호 추적</w:t>
       </w:r>
@@ -52,10 +52,10 @@
         <w:tblLook w:firstColumn="1" w:firstRow="1" w:lastColumn="0" w:lastRow="0" w:noHBand="0" w:noVBand="1" w:val="04A0"/>
       </w:tblPr>
       <w:tblGrid>
-        <w:gridCol w:w="2550"/>
-        <w:gridCol w:w="2550"/>
-        <w:gridCol w:w="2550"/>
-        <w:gridCol w:w="2550"/>
+        <w:gridCol w:w="2606"/>
+        <w:gridCol w:w="2606"/>
+        <w:gridCol w:w="2606"/>
+        <w:gridCol w:w="2606"/>
       </w:tblGrid>
       <w:tr>
         <w:tc>
@@ -65,15 +65,12 @@
             <w:shd w:fill="DDEBF7"/>
           </w:tcPr>
           <w:p>
-            <w:pPr>
-              <w:jc w:val="left"/>
-            </w:pPr>
             <w:r/>
             <w:r>
               <w:rPr>
                 <w:rFonts w:ascii="Malgun Gothic" w:hAnsi="Malgun Gothic" w:eastAsia="Malgun Gothic"/>
                 <w:b/>
-                <w:sz w:val="18"/>
+                <w:sz w:val="16"/>
               </w:rPr>
               <w:t>작성자</w:t>
             </w:r>
@@ -86,15 +83,12 @@
             <w:shd w:fill="DDEBF7"/>
           </w:tcPr>
           <w:p>
-            <w:pPr>
-              <w:jc w:val="left"/>
-            </w:pPr>
             <w:r/>
             <w:r>
               <w:rPr>
                 <w:rFonts w:ascii="Malgun Gothic" w:hAnsi="Malgun Gothic" w:eastAsia="Malgun Gothic"/>
                 <w:b/>
-                <w:sz w:val="18"/>
+                <w:sz w:val="16"/>
               </w:rPr>
               <w:t>작성일</w:t>
             </w:r>
@@ -107,15 +101,12 @@
             <w:shd w:fill="DDEBF7"/>
           </w:tcPr>
           <w:p>
-            <w:pPr>
-              <w:jc w:val="left"/>
-            </w:pPr>
             <w:r/>
             <w:r>
               <w:rPr>
                 <w:rFonts w:ascii="Malgun Gothic" w:hAnsi="Malgun Gothic" w:eastAsia="Malgun Gothic"/>
                 <w:b/>
-                <w:sz w:val="18"/>
+                <w:sz w:val="16"/>
               </w:rPr>
               <w:t>최종 수정일</w:t>
             </w:r>
@@ -123,20 +114,17 @@
         </w:tc>
         <w:tc>
           <w:tcPr>
-            <w:tcW w:type="dxa" w:w="1701"/>
+            <w:tcW w:type="dxa" w:w="1417"/>
             <w:vAlign w:val="center"/>
             <w:shd w:fill="DDEBF7"/>
           </w:tcPr>
           <w:p>
-            <w:pPr>
-              <w:jc w:val="left"/>
-            </w:pPr>
             <w:r/>
             <w:r>
               <w:rPr>
                 <w:rFonts w:ascii="Malgun Gothic" w:hAnsi="Malgun Gothic" w:eastAsia="Malgun Gothic"/>
                 <w:b/>
-                <w:sz w:val="18"/>
+                <w:sz w:val="16"/>
               </w:rPr>
               <w:t>버전</w:t>
             </w:r>
@@ -150,17 +138,14 @@
             <w:vAlign w:val="center"/>
           </w:tcPr>
           <w:p>
-            <w:pPr>
-              <w:jc w:val="left"/>
-            </w:pPr>
             <w:r/>
             <w:r>
               <w:rPr>
                 <w:rFonts w:ascii="Malgun Gothic" w:hAnsi="Malgun Gothic" w:eastAsia="Malgun Gothic"/>
                 <w:b w:val="0"/>
-                <w:sz w:val="18"/>
+                <w:sz w:val="16"/>
               </w:rPr>
-              <w:t>Medibrary Team</w:t>
+              <w:t>손수경</w:t>
             </w:r>
           </w:p>
         </w:tc>
@@ -170,15 +155,12 @@
             <w:vAlign w:val="center"/>
           </w:tcPr>
           <w:p>
-            <w:pPr>
-              <w:jc w:val="left"/>
-            </w:pPr>
             <w:r/>
             <w:r>
               <w:rPr>
                 <w:rFonts w:ascii="Malgun Gothic" w:hAnsi="Malgun Gothic" w:eastAsia="Malgun Gothic"/>
                 <w:b w:val="0"/>
-                <w:sz w:val="18"/>
+                <w:sz w:val="16"/>
               </w:rPr>
               <w:t>2026-08-18</w:t>
             </w:r>
@@ -190,15 +172,12 @@
             <w:vAlign w:val="center"/>
           </w:tcPr>
           <w:p>
-            <w:pPr>
-              <w:jc w:val="left"/>
-            </w:pPr>
             <w:r/>
             <w:r>
               <w:rPr>
                 <w:rFonts w:ascii="Malgun Gothic" w:hAnsi="Malgun Gothic" w:eastAsia="Malgun Gothic"/>
                 <w:b w:val="0"/>
-                <w:sz w:val="18"/>
+                <w:sz w:val="16"/>
               </w:rPr>
               <w:t>2026-08-18</w:t>
             </w:r>
@@ -206,218 +185,18 @@
         </w:tc>
         <w:tc>
           <w:tcPr>
-            <w:tcW w:type="dxa" w:w="1701"/>
+            <w:tcW w:type="dxa" w:w="1417"/>
             <w:vAlign w:val="center"/>
           </w:tcPr>
           <w:p>
-            <w:pPr>
-              <w:jc w:val="left"/>
-            </w:pPr>
             <w:r/>
             <w:r>
               <w:rPr>
                 <w:rFonts w:ascii="Malgun Gothic" w:hAnsi="Malgun Gothic" w:eastAsia="Malgun Gothic"/>
                 <w:b w:val="0"/>
-                <w:sz w:val="18"/>
+                <w:sz w:val="16"/>
               </w:rPr>
-              <w:t>v1.2</w:t>
-            </w:r>
-          </w:p>
-        </w:tc>
-      </w:tr>
-    </w:tbl>
-    <w:p/>
-    <w:p>
-      <w:pPr>
-        <w:pStyle w:val="Heading2"/>
-      </w:pPr>
-      <w:r>
-        <w:rPr>
-          <w:rFonts w:ascii="Malgun Gothic" w:hAnsi="Malgun Gothic" w:eastAsia="Malgun Gothic"/>
-          <w:b/>
-          <w:color w:val="1F4E79"/>
-          <w:sz w:val="24"/>
-        </w:rPr>
-        <w:t>수정 이력</w:t>
-      </w:r>
-    </w:p>
-    <w:tbl>
-      <w:tblPr>
-        <w:tblStyle w:val="TableGrid"/>
-        <w:tblW w:type="auto" w:w="0"/>
-        <w:jc w:val="center"/>
-        <w:tblLook w:firstColumn="1" w:firstRow="1" w:lastColumn="0" w:lastRow="0" w:noHBand="0" w:noVBand="1" w:val="04A0"/>
-      </w:tblPr>
-      <w:tblGrid>
-        <w:gridCol w:w="2550"/>
-        <w:gridCol w:w="2550"/>
-        <w:gridCol w:w="2550"/>
-        <w:gridCol w:w="2550"/>
-      </w:tblGrid>
-      <w:tr>
-        <w:tc>
-          <w:tcPr>
-            <w:tcW w:type="dxa" w:w="1134"/>
-            <w:vAlign w:val="center"/>
-            <w:shd w:fill="DDEBF7"/>
-          </w:tcPr>
-          <w:p>
-            <w:pPr>
-              <w:jc w:val="left"/>
-            </w:pPr>
-            <w:r/>
-            <w:r>
-              <w:rPr>
-                <w:rFonts w:ascii="Malgun Gothic" w:hAnsi="Malgun Gothic" w:eastAsia="Malgun Gothic"/>
-                <w:b/>
-                <w:sz w:val="18"/>
-              </w:rPr>
-              <w:t>버전</w:t>
-            </w:r>
-          </w:p>
-        </w:tc>
-        <w:tc>
-          <w:tcPr>
-            <w:tcW w:type="dxa" w:w="1701"/>
-            <w:vAlign w:val="center"/>
-            <w:shd w:fill="DDEBF7"/>
-          </w:tcPr>
-          <w:p>
-            <w:pPr>
-              <w:jc w:val="left"/>
-            </w:pPr>
-            <w:r/>
-            <w:r>
-              <w:rPr>
-                <w:rFonts w:ascii="Malgun Gothic" w:hAnsi="Malgun Gothic" w:eastAsia="Malgun Gothic"/>
-                <w:b/>
-                <w:sz w:val="18"/>
-              </w:rPr>
-              <w:t>일자</w:t>
-            </w:r>
-          </w:p>
-        </w:tc>
-        <w:tc>
-          <w:tcPr>
-            <w:tcW w:type="dxa" w:w="2268"/>
-            <w:vAlign w:val="center"/>
-            <w:shd w:fill="DDEBF7"/>
-          </w:tcPr>
-          <w:p>
-            <w:pPr>
-              <w:jc w:val="left"/>
-            </w:pPr>
-            <w:r/>
-            <w:r>
-              <w:rPr>
-                <w:rFonts w:ascii="Malgun Gothic" w:hAnsi="Malgun Gothic" w:eastAsia="Malgun Gothic"/>
-                <w:b/>
-                <w:sz w:val="18"/>
-              </w:rPr>
-              <w:t>작성자</w:t>
-            </w:r>
-          </w:p>
-        </w:tc>
-        <w:tc>
-          <w:tcPr>
-            <w:tcW w:type="dxa" w:w="3969"/>
-            <w:vAlign w:val="center"/>
-            <w:shd w:fill="DDEBF7"/>
-          </w:tcPr>
-          <w:p>
-            <w:pPr>
-              <w:jc w:val="left"/>
-            </w:pPr>
-            <w:r/>
-            <w:r>
-              <w:rPr>
-                <w:rFonts w:ascii="Malgun Gothic" w:hAnsi="Malgun Gothic" w:eastAsia="Malgun Gothic"/>
-                <w:b/>
-                <w:sz w:val="18"/>
-              </w:rPr>
-              <w:t>변경 내용</w:t>
-            </w:r>
-          </w:p>
-        </w:tc>
-      </w:tr>
-      <w:tr>
-        <w:tc>
-          <w:tcPr>
-            <w:tcW w:type="dxa" w:w="1134"/>
-            <w:vAlign w:val="center"/>
-          </w:tcPr>
-          <w:p>
-            <w:pPr>
-              <w:jc w:val="left"/>
-            </w:pPr>
-            <w:r/>
-            <w:r>
-              <w:rPr>
-                <w:rFonts w:ascii="Malgun Gothic" w:hAnsi="Malgun Gothic" w:eastAsia="Malgun Gothic"/>
-                <w:b w:val="0"/>
-                <w:sz w:val="18"/>
-              </w:rPr>
-              <w:t>v1.2</w:t>
-            </w:r>
-          </w:p>
-        </w:tc>
-        <w:tc>
-          <w:tcPr>
-            <w:tcW w:type="dxa" w:w="1701"/>
-            <w:vAlign w:val="center"/>
-          </w:tcPr>
-          <w:p>
-            <w:pPr>
-              <w:jc w:val="left"/>
-            </w:pPr>
-            <w:r/>
-            <w:r>
-              <w:rPr>
-                <w:rFonts w:ascii="Malgun Gothic" w:hAnsi="Malgun Gothic" w:eastAsia="Malgun Gothic"/>
-                <w:b w:val="0"/>
-                <w:sz w:val="18"/>
-              </w:rPr>
-              <w:t>2026-08-18</w:t>
-            </w:r>
-          </w:p>
-        </w:tc>
-        <w:tc>
-          <w:tcPr>
-            <w:tcW w:type="dxa" w:w="2268"/>
-            <w:vAlign w:val="center"/>
-          </w:tcPr>
-          <w:p>
-            <w:pPr>
-              <w:jc w:val="left"/>
-            </w:pPr>
-            <w:r/>
-            <w:r>
-              <w:rPr>
-                <w:rFonts w:ascii="Malgun Gothic" w:hAnsi="Malgun Gothic" w:eastAsia="Malgun Gothic"/>
-                <w:b w:val="0"/>
-                <w:sz w:val="18"/>
-              </w:rPr>
-              <w:t>Medibrary Team</w:t>
-            </w:r>
-          </w:p>
-        </w:tc>
-        <w:tc>
-          <w:tcPr>
-            <w:tcW w:type="dxa" w:w="3969"/>
-            <w:vAlign w:val="center"/>
-          </w:tcPr>
-          <w:p>
-            <w:pPr>
-              <w:jc w:val="left"/>
-            </w:pPr>
-            <w:r/>
-            <w:r>
-              <w:rPr>
-                <w:rFonts w:ascii="Malgun Gothic" w:hAnsi="Malgun Gothic" w:eastAsia="Malgun Gothic"/>
-                <w:b w:val="0"/>
-                <w:sz w:val="18"/>
-              </w:rPr>
-              <w:t>분리 산출물 작성 및 최신 구현 사항 반영</w:t>
+              <w:t>v1.3</w:t>
             </w:r>
           </w:p>
         </w:tc>
@@ -439,16 +218,13 @@
       </w:r>
     </w:p>
     <w:p>
-      <w:pPr>
-        <w:spacing w:after="80"/>
-      </w:pPr>
       <w:r>
         <w:rPr>
           <w:rFonts w:ascii="Malgun Gothic" w:hAnsi="Malgun Gothic" w:eastAsia="Malgun Gothic"/>
           <w:b w:val="0"/>
-          <w:sz w:val="20"/>
+          <w:sz w:val="19"/>
         </w:rPr>
-        <w:t>본 매트릭스는 요구사항 누락을 방지하고 화면 설계·구현·테스트 범위를 연결하기 위한 기준이다. ●는 해당 화면 또는 검증 대상에 직접 반영되는 요구사항을 의미한다.</w:t>
+        <w:t>본 매트릭스는 요구사항 누락을 방지하고 화면 설계·구현·테스트 범위를 연결하기 위한 기준이다. ●는 해당 화면에 직접 반영되는 요구사항을 의미한다.</w:t>
       </w:r>
     </w:p>
     <w:p>
@@ -473,32 +249,29 @@
         <w:tblLook w:firstColumn="1" w:firstRow="1" w:lastColumn="0" w:lastRow="0" w:noHBand="0" w:noVBand="1" w:val="04A0"/>
       </w:tblPr>
       <w:tblGrid>
-        <w:gridCol w:w="1275"/>
-        <w:gridCol w:w="1275"/>
-        <w:gridCol w:w="1275"/>
-        <w:gridCol w:w="1275"/>
-        <w:gridCol w:w="1275"/>
-        <w:gridCol w:w="1275"/>
-        <w:gridCol w:w="1275"/>
-        <w:gridCol w:w="1275"/>
+        <w:gridCol w:w="1303"/>
+        <w:gridCol w:w="1303"/>
+        <w:gridCol w:w="1303"/>
+        <w:gridCol w:w="1303"/>
+        <w:gridCol w:w="1303"/>
+        <w:gridCol w:w="1303"/>
+        <w:gridCol w:w="1303"/>
+        <w:gridCol w:w="1303"/>
       </w:tblGrid>
       <w:tr>
         <w:tc>
           <w:tcPr>
-            <w:tcW w:type="dxa" w:w="1304"/>
+            <w:tcW w:type="dxa" w:w="1247"/>
             <w:vAlign w:val="center"/>
             <w:shd w:fill="DDEBF7"/>
           </w:tcPr>
           <w:p>
-            <w:pPr>
-              <w:jc w:val="left"/>
-            </w:pPr>
             <w:r/>
             <w:r>
               <w:rPr>
                 <w:rFonts w:ascii="Malgun Gothic" w:hAnsi="Malgun Gothic" w:eastAsia="Malgun Gothic"/>
                 <w:b/>
-                <w:sz w:val="15"/>
+                <w:sz w:val="14"/>
               </w:rPr>
               <w:t>요구사항 ID</w:t>
             </w:r>
@@ -506,20 +279,17 @@
         </w:tc>
         <w:tc>
           <w:tcPr>
-            <w:tcW w:type="dxa" w:w="2098"/>
+            <w:tcW w:type="dxa" w:w="2381"/>
             <w:vAlign w:val="center"/>
             <w:shd w:fill="DDEBF7"/>
           </w:tcPr>
           <w:p>
-            <w:pPr>
-              <w:jc w:val="left"/>
-            </w:pPr>
             <w:r/>
             <w:r>
               <w:rPr>
                 <w:rFonts w:ascii="Malgun Gothic" w:hAnsi="Malgun Gothic" w:eastAsia="Malgun Gothic"/>
                 <w:b/>
-                <w:sz w:val="15"/>
+                <w:sz w:val="14"/>
               </w:rPr>
               <w:t>요구사항명</w:t>
             </w:r>
@@ -527,20 +297,17 @@
         </w:tc>
         <w:tc>
           <w:tcPr>
-            <w:tcW w:type="dxa" w:w="737"/>
+            <w:tcW w:type="dxa" w:w="709"/>
             <w:vAlign w:val="center"/>
             <w:shd w:fill="DDEBF7"/>
           </w:tcPr>
           <w:p>
-            <w:pPr>
-              <w:jc w:val="left"/>
-            </w:pPr>
             <w:r/>
             <w:r>
               <w:rPr>
                 <w:rFonts w:ascii="Malgun Gothic" w:hAnsi="Malgun Gothic" w:eastAsia="Malgun Gothic"/>
                 <w:b/>
-                <w:sz w:val="15"/>
+                <w:sz w:val="14"/>
               </w:rPr>
               <w:t>로그인</w:t>
             </w:r>
@@ -548,20 +315,17 @@
         </w:tc>
         <w:tc>
           <w:tcPr>
-            <w:tcW w:type="dxa" w:w="737"/>
+            <w:tcW w:type="dxa" w:w="709"/>
             <w:vAlign w:val="center"/>
             <w:shd w:fill="DDEBF7"/>
           </w:tcPr>
           <w:p>
-            <w:pPr>
-              <w:jc w:val="left"/>
-            </w:pPr>
             <w:r/>
             <w:r>
               <w:rPr>
                 <w:rFonts w:ascii="Malgun Gothic" w:hAnsi="Malgun Gothic" w:eastAsia="Malgun Gothic"/>
                 <w:b/>
-                <w:sz w:val="15"/>
+                <w:sz w:val="14"/>
               </w:rPr>
               <w:t>회원가입</w:t>
             </w:r>
@@ -569,20 +333,17 @@
         </w:tc>
         <w:tc>
           <w:tcPr>
-            <w:tcW w:type="dxa" w:w="737"/>
+            <w:tcW w:type="dxa" w:w="709"/>
             <w:vAlign w:val="center"/>
             <w:shd w:fill="DDEBF7"/>
           </w:tcPr>
           <w:p>
-            <w:pPr>
-              <w:jc w:val="left"/>
-            </w:pPr>
             <w:r/>
             <w:r>
               <w:rPr>
                 <w:rFonts w:ascii="Malgun Gothic" w:hAnsi="Malgun Gothic" w:eastAsia="Malgun Gothic"/>
                 <w:b/>
-                <w:sz w:val="15"/>
+                <w:sz w:val="14"/>
               </w:rPr>
               <w:t>검색</w:t>
             </w:r>
@@ -590,20 +351,17 @@
         </w:tc>
         <w:tc>
           <w:tcPr>
-            <w:tcW w:type="dxa" w:w="737"/>
+            <w:tcW w:type="dxa" w:w="709"/>
             <w:vAlign w:val="center"/>
             <w:shd w:fill="DDEBF7"/>
           </w:tcPr>
           <w:p>
-            <w:pPr>
-              <w:jc w:val="left"/>
-            </w:pPr>
             <w:r/>
             <w:r>
               <w:rPr>
                 <w:rFonts w:ascii="Malgun Gothic" w:hAnsi="Malgun Gothic" w:eastAsia="Malgun Gothic"/>
                 <w:b/>
-                <w:sz w:val="15"/>
+                <w:sz w:val="14"/>
               </w:rPr>
               <w:t>상세</w:t>
             </w:r>
@@ -611,20 +369,17 @@
         </w:tc>
         <w:tc>
           <w:tcPr>
-            <w:tcW w:type="dxa" w:w="850"/>
+            <w:tcW w:type="dxa" w:w="822"/>
             <w:vAlign w:val="center"/>
             <w:shd w:fill="DDEBF7"/>
           </w:tcPr>
           <w:p>
-            <w:pPr>
-              <w:jc w:val="left"/>
-            </w:pPr>
             <w:r/>
             <w:r>
               <w:rPr>
                 <w:rFonts w:ascii="Malgun Gothic" w:hAnsi="Malgun Gothic" w:eastAsia="Malgun Gothic"/>
                 <w:b/>
-                <w:sz w:val="15"/>
+                <w:sz w:val="14"/>
               </w:rPr>
               <w:t>즐겨찾기</w:t>
             </w:r>
@@ -632,20 +387,17 @@
         </w:tc>
         <w:tc>
           <w:tcPr>
-            <w:tcW w:type="dxa" w:w="850"/>
+            <w:tcW w:type="dxa" w:w="822"/>
             <w:vAlign w:val="center"/>
             <w:shd w:fill="DDEBF7"/>
           </w:tcPr>
           <w:p>
-            <w:pPr>
-              <w:jc w:val="left"/>
-            </w:pPr>
             <w:r/>
             <w:r>
               <w:rPr>
                 <w:rFonts w:ascii="Malgun Gothic" w:hAnsi="Malgun Gothic" w:eastAsia="Malgun Gothic"/>
                 <w:b/>
-                <w:sz w:val="15"/>
+                <w:sz w:val="14"/>
               </w:rPr>
               <w:t>대시보드</w:t>
             </w:r>
@@ -655,19 +407,16 @@
       <w:tr>
         <w:tc>
           <w:tcPr>
-            <w:tcW w:type="dxa" w:w="1304"/>
+            <w:tcW w:type="dxa" w:w="1247"/>
             <w:vAlign w:val="center"/>
           </w:tcPr>
           <w:p>
-            <w:pPr>
-              <w:jc w:val="left"/>
-            </w:pPr>
             <w:r/>
             <w:r>
               <w:rPr>
                 <w:rFonts w:ascii="Malgun Gothic" w:hAnsi="Malgun Gothic" w:eastAsia="Malgun Gothic"/>
                 <w:b w:val="0"/>
-                <w:sz w:val="15"/>
+                <w:sz w:val="14"/>
               </w:rPr>
               <w:t>REQ-F-001</w:t>
             </w:r>
@@ -675,19 +424,16 @@
         </w:tc>
         <w:tc>
           <w:tcPr>
-            <w:tcW w:type="dxa" w:w="2098"/>
+            <w:tcW w:type="dxa" w:w="2381"/>
             <w:vAlign w:val="center"/>
           </w:tcPr>
           <w:p>
-            <w:pPr>
-              <w:jc w:val="left"/>
-            </w:pPr>
             <w:r/>
             <w:r>
               <w:rPr>
                 <w:rFonts w:ascii="Malgun Gothic" w:hAnsi="Malgun Gothic" w:eastAsia="Malgun Gothic"/>
                 <w:b w:val="0"/>
-                <w:sz w:val="15"/>
+                <w:sz w:val="14"/>
               </w:rPr>
               <w:t>회원가입</w:t>
             </w:r>
@@ -695,38 +441,32 @@
         </w:tc>
         <w:tc>
           <w:tcPr>
-            <w:tcW w:type="dxa" w:w="737"/>
+            <w:tcW w:type="dxa" w:w="709"/>
             <w:vAlign w:val="center"/>
           </w:tcPr>
           <w:p>
-            <w:pPr>
-              <w:jc w:val="left"/>
-            </w:pPr>
             <w:r/>
             <w:r>
               <w:rPr>
                 <w:rFonts w:ascii="Malgun Gothic" w:hAnsi="Malgun Gothic" w:eastAsia="Malgun Gothic"/>
                 <w:b w:val="0"/>
-                <w:sz w:val="15"/>
+                <w:sz w:val="14"/>
               </w:rPr>
             </w:r>
           </w:p>
         </w:tc>
         <w:tc>
           <w:tcPr>
-            <w:tcW w:type="dxa" w:w="737"/>
+            <w:tcW w:type="dxa" w:w="709"/>
             <w:vAlign w:val="center"/>
           </w:tcPr>
           <w:p>
-            <w:pPr>
-              <w:jc w:val="left"/>
-            </w:pPr>
             <w:r/>
             <w:r>
               <w:rPr>
                 <w:rFonts w:ascii="Malgun Gothic" w:hAnsi="Malgun Gothic" w:eastAsia="Malgun Gothic"/>
                 <w:b w:val="0"/>
-                <w:sz w:val="15"/>
+                <w:sz w:val="14"/>
               </w:rPr>
               <w:t>●</w:t>
             </w:r>
@@ -734,76 +474,64 @@
         </w:tc>
         <w:tc>
           <w:tcPr>
-            <w:tcW w:type="dxa" w:w="737"/>
+            <w:tcW w:type="dxa" w:w="709"/>
             <w:vAlign w:val="center"/>
           </w:tcPr>
           <w:p>
-            <w:pPr>
-              <w:jc w:val="left"/>
-            </w:pPr>
             <w:r/>
             <w:r>
               <w:rPr>
                 <w:rFonts w:ascii="Malgun Gothic" w:hAnsi="Malgun Gothic" w:eastAsia="Malgun Gothic"/>
                 <w:b w:val="0"/>
-                <w:sz w:val="15"/>
+                <w:sz w:val="14"/>
               </w:rPr>
             </w:r>
           </w:p>
         </w:tc>
         <w:tc>
           <w:tcPr>
-            <w:tcW w:type="dxa" w:w="737"/>
+            <w:tcW w:type="dxa" w:w="709"/>
             <w:vAlign w:val="center"/>
           </w:tcPr>
           <w:p>
-            <w:pPr>
-              <w:jc w:val="left"/>
-            </w:pPr>
             <w:r/>
             <w:r>
               <w:rPr>
                 <w:rFonts w:ascii="Malgun Gothic" w:hAnsi="Malgun Gothic" w:eastAsia="Malgun Gothic"/>
                 <w:b w:val="0"/>
-                <w:sz w:val="15"/>
+                <w:sz w:val="14"/>
               </w:rPr>
             </w:r>
           </w:p>
         </w:tc>
         <w:tc>
           <w:tcPr>
-            <w:tcW w:type="dxa" w:w="850"/>
+            <w:tcW w:type="dxa" w:w="822"/>
             <w:vAlign w:val="center"/>
           </w:tcPr>
           <w:p>
-            <w:pPr>
-              <w:jc w:val="left"/>
-            </w:pPr>
             <w:r/>
             <w:r>
               <w:rPr>
                 <w:rFonts w:ascii="Malgun Gothic" w:hAnsi="Malgun Gothic" w:eastAsia="Malgun Gothic"/>
                 <w:b w:val="0"/>
-                <w:sz w:val="15"/>
+                <w:sz w:val="14"/>
               </w:rPr>
             </w:r>
           </w:p>
         </w:tc>
         <w:tc>
           <w:tcPr>
-            <w:tcW w:type="dxa" w:w="850"/>
+            <w:tcW w:type="dxa" w:w="822"/>
             <w:vAlign w:val="center"/>
           </w:tcPr>
           <w:p>
-            <w:pPr>
-              <w:jc w:val="left"/>
-            </w:pPr>
             <w:r/>
             <w:r>
               <w:rPr>
                 <w:rFonts w:ascii="Malgun Gothic" w:hAnsi="Malgun Gothic" w:eastAsia="Malgun Gothic"/>
                 <w:b w:val="0"/>
-                <w:sz w:val="15"/>
+                <w:sz w:val="14"/>
               </w:rPr>
             </w:r>
           </w:p>
@@ -812,19 +540,16 @@
       <w:tr>
         <w:tc>
           <w:tcPr>
-            <w:tcW w:type="dxa" w:w="1304"/>
+            <w:tcW w:type="dxa" w:w="1247"/>
             <w:vAlign w:val="center"/>
           </w:tcPr>
           <w:p>
-            <w:pPr>
-              <w:jc w:val="left"/>
-            </w:pPr>
             <w:r/>
             <w:r>
               <w:rPr>
                 <w:rFonts w:ascii="Malgun Gothic" w:hAnsi="Malgun Gothic" w:eastAsia="Malgun Gothic"/>
                 <w:b w:val="0"/>
-                <w:sz w:val="15"/>
+                <w:sz w:val="14"/>
               </w:rPr>
               <w:t>REQ-F-002</w:t>
             </w:r>
@@ -832,19 +557,16 @@
         </w:tc>
         <w:tc>
           <w:tcPr>
-            <w:tcW w:type="dxa" w:w="2098"/>
+            <w:tcW w:type="dxa" w:w="2381"/>
             <w:vAlign w:val="center"/>
           </w:tcPr>
           <w:p>
-            <w:pPr>
-              <w:jc w:val="left"/>
-            </w:pPr>
             <w:r/>
             <w:r>
               <w:rPr>
                 <w:rFonts w:ascii="Malgun Gothic" w:hAnsi="Malgun Gothic" w:eastAsia="Malgun Gothic"/>
                 <w:b w:val="0"/>
-                <w:sz w:val="15"/>
+                <w:sz w:val="14"/>
               </w:rPr>
               <w:t>로그인</w:t>
             </w:r>
@@ -852,19 +574,16 @@
         </w:tc>
         <w:tc>
           <w:tcPr>
-            <w:tcW w:type="dxa" w:w="737"/>
+            <w:tcW w:type="dxa" w:w="709"/>
             <w:vAlign w:val="center"/>
           </w:tcPr>
           <w:p>
-            <w:pPr>
-              <w:jc w:val="left"/>
-            </w:pPr>
             <w:r/>
             <w:r>
               <w:rPr>
                 <w:rFonts w:ascii="Malgun Gothic" w:hAnsi="Malgun Gothic" w:eastAsia="Malgun Gothic"/>
                 <w:b w:val="0"/>
-                <w:sz w:val="15"/>
+                <w:sz w:val="14"/>
               </w:rPr>
               <w:t>●</w:t>
             </w:r>
@@ -872,95 +591,80 @@
         </w:tc>
         <w:tc>
           <w:tcPr>
-            <w:tcW w:type="dxa" w:w="737"/>
+            <w:tcW w:type="dxa" w:w="709"/>
             <w:vAlign w:val="center"/>
           </w:tcPr>
           <w:p>
-            <w:pPr>
-              <w:jc w:val="left"/>
-            </w:pPr>
             <w:r/>
             <w:r>
               <w:rPr>
                 <w:rFonts w:ascii="Malgun Gothic" w:hAnsi="Malgun Gothic" w:eastAsia="Malgun Gothic"/>
                 <w:b w:val="0"/>
-                <w:sz w:val="15"/>
+                <w:sz w:val="14"/>
               </w:rPr>
             </w:r>
           </w:p>
         </w:tc>
         <w:tc>
           <w:tcPr>
-            <w:tcW w:type="dxa" w:w="737"/>
+            <w:tcW w:type="dxa" w:w="709"/>
             <w:vAlign w:val="center"/>
           </w:tcPr>
           <w:p>
-            <w:pPr>
-              <w:jc w:val="left"/>
-            </w:pPr>
             <w:r/>
             <w:r>
               <w:rPr>
                 <w:rFonts w:ascii="Malgun Gothic" w:hAnsi="Malgun Gothic" w:eastAsia="Malgun Gothic"/>
                 <w:b w:val="0"/>
-                <w:sz w:val="15"/>
+                <w:sz w:val="14"/>
               </w:rPr>
             </w:r>
           </w:p>
         </w:tc>
         <w:tc>
           <w:tcPr>
-            <w:tcW w:type="dxa" w:w="737"/>
+            <w:tcW w:type="dxa" w:w="709"/>
             <w:vAlign w:val="center"/>
           </w:tcPr>
           <w:p>
-            <w:pPr>
-              <w:jc w:val="left"/>
-            </w:pPr>
             <w:r/>
             <w:r>
               <w:rPr>
                 <w:rFonts w:ascii="Malgun Gothic" w:hAnsi="Malgun Gothic" w:eastAsia="Malgun Gothic"/>
                 <w:b w:val="0"/>
-                <w:sz w:val="15"/>
+                <w:sz w:val="14"/>
               </w:rPr>
             </w:r>
           </w:p>
         </w:tc>
         <w:tc>
           <w:tcPr>
-            <w:tcW w:type="dxa" w:w="850"/>
+            <w:tcW w:type="dxa" w:w="822"/>
             <w:vAlign w:val="center"/>
           </w:tcPr>
           <w:p>
-            <w:pPr>
-              <w:jc w:val="left"/>
-            </w:pPr>
             <w:r/>
             <w:r>
               <w:rPr>
                 <w:rFonts w:ascii="Malgun Gothic" w:hAnsi="Malgun Gothic" w:eastAsia="Malgun Gothic"/>
                 <w:b w:val="0"/>
-                <w:sz w:val="15"/>
+                <w:sz w:val="14"/>
               </w:rPr>
             </w:r>
           </w:p>
         </w:tc>
         <w:tc>
           <w:tcPr>
-            <w:tcW w:type="dxa" w:w="850"/>
+            <w:tcW w:type="dxa" w:w="822"/>
             <w:vAlign w:val="center"/>
           </w:tcPr>
           <w:p>
-            <w:pPr>
-              <w:jc w:val="left"/>
-            </w:pPr>
             <w:r/>
             <w:r>
               <w:rPr>
                 <w:rFonts w:ascii="Malgun Gothic" w:hAnsi="Malgun Gothic" w:eastAsia="Malgun Gothic"/>
                 <w:b w:val="0"/>
-                <w:sz w:val="15"/>
+                <w:sz w:val="14"/>
               </w:rPr>
             </w:r>
           </w:p>
@@ -969,19 +673,16 @@
       <w:tr>
         <w:tc>
           <w:tcPr>
-            <w:tcW w:type="dxa" w:w="1304"/>
+            <w:tcW w:type="dxa" w:w="1247"/>
             <w:vAlign w:val="center"/>
           </w:tcPr>
           <w:p>
-            <w:pPr>
-              <w:jc w:val="left"/>
-            </w:pPr>
             <w:r/>
             <w:r>
               <w:rPr>
                 <w:rFonts w:ascii="Malgun Gothic" w:hAnsi="Malgun Gothic" w:eastAsia="Malgun Gothic"/>
                 <w:b w:val="0"/>
-                <w:sz w:val="15"/>
+                <w:sz w:val="14"/>
               </w:rPr>
               <w:t>REQ-F-003</w:t>
             </w:r>
@@ -989,19 +690,16 @@
         </w:tc>
         <w:tc>
           <w:tcPr>
-            <w:tcW w:type="dxa" w:w="2098"/>
+            <w:tcW w:type="dxa" w:w="2381"/>
             <w:vAlign w:val="center"/>
           </w:tcPr>
           <w:p>
-            <w:pPr>
-              <w:jc w:val="left"/>
-            </w:pPr>
             <w:r/>
             <w:r>
               <w:rPr>
                 <w:rFonts w:ascii="Malgun Gothic" w:hAnsi="Malgun Gothic" w:eastAsia="Malgun Gothic"/>
                 <w:b w:val="0"/>
-                <w:sz w:val="15"/>
+                <w:sz w:val="14"/>
               </w:rPr>
               <w:t>약 이름 검색</w:t>
             </w:r>
@@ -1009,57 +707,48 @@
         </w:tc>
         <w:tc>
           <w:tcPr>
-            <w:tcW w:type="dxa" w:w="737"/>
+            <w:tcW w:type="dxa" w:w="709"/>
             <w:vAlign w:val="center"/>
           </w:tcPr>
           <w:p>
-            <w:pPr>
-              <w:jc w:val="left"/>
-            </w:pPr>
             <w:r/>
             <w:r>
               <w:rPr>
                 <w:rFonts w:ascii="Malgun Gothic" w:hAnsi="Malgun Gothic" w:eastAsia="Malgun Gothic"/>
                 <w:b w:val="0"/>
-                <w:sz w:val="15"/>
+                <w:sz w:val="14"/>
               </w:rPr>
             </w:r>
           </w:p>
         </w:tc>
         <w:tc>
           <w:tcPr>
-            <w:tcW w:type="dxa" w:w="737"/>
+            <w:tcW w:type="dxa" w:w="709"/>
             <w:vAlign w:val="center"/>
           </w:tcPr>
           <w:p>
-            <w:pPr>
-              <w:jc w:val="left"/>
-            </w:pPr>
             <w:r/>
             <w:r>
               <w:rPr>
                 <w:rFonts w:ascii="Malgun Gothic" w:hAnsi="Malgun Gothic" w:eastAsia="Malgun Gothic"/>
                 <w:b w:val="0"/>
-                <w:sz w:val="15"/>
+                <w:sz w:val="14"/>
               </w:rPr>
             </w:r>
           </w:p>
         </w:tc>
         <w:tc>
           <w:tcPr>
-            <w:tcW w:type="dxa" w:w="737"/>
+            <w:tcW w:type="dxa" w:w="709"/>
             <w:vAlign w:val="center"/>
           </w:tcPr>
           <w:p>
-            <w:pPr>
-              <w:jc w:val="left"/>
-            </w:pPr>
             <w:r/>
             <w:r>
               <w:rPr>
                 <w:rFonts w:ascii="Malgun Gothic" w:hAnsi="Malgun Gothic" w:eastAsia="Malgun Gothic"/>
                 <w:b w:val="0"/>
-                <w:sz w:val="15"/>
+                <w:sz w:val="14"/>
               </w:rPr>
               <w:t>●</w:t>
             </w:r>
@@ -1067,57 +756,48 @@
         </w:tc>
         <w:tc>
           <w:tcPr>
-            <w:tcW w:type="dxa" w:w="737"/>
+            <w:tcW w:type="dxa" w:w="709"/>
             <w:vAlign w:val="center"/>
           </w:tcPr>
           <w:p>
-            <w:pPr>
-              <w:jc w:val="left"/>
-            </w:pPr>
             <w:r/>
             <w:r>
               <w:rPr>
                 <w:rFonts w:ascii="Malgun Gothic" w:hAnsi="Malgun Gothic" w:eastAsia="Malgun Gothic"/>
                 <w:b w:val="0"/>
-                <w:sz w:val="15"/>
+                <w:sz w:val="14"/>
               </w:rPr>
             </w:r>
           </w:p>
         </w:tc>
         <w:tc>
           <w:tcPr>
-            <w:tcW w:type="dxa" w:w="850"/>
+            <w:tcW w:type="dxa" w:w="822"/>
             <w:vAlign w:val="center"/>
           </w:tcPr>
           <w:p>
-            <w:pPr>
-              <w:jc w:val="left"/>
-            </w:pPr>
             <w:r/>
             <w:r>
               <w:rPr>
                 <w:rFonts w:ascii="Malgun Gothic" w:hAnsi="Malgun Gothic" w:eastAsia="Malgun Gothic"/>
                 <w:b w:val="0"/>
-                <w:sz w:val="15"/>
+                <w:sz w:val="14"/>
               </w:rPr>
             </w:r>
           </w:p>
         </w:tc>
         <w:tc>
           <w:tcPr>
-            <w:tcW w:type="dxa" w:w="850"/>
+            <w:tcW w:type="dxa" w:w="822"/>
             <w:vAlign w:val="center"/>
           </w:tcPr>
           <w:p>
-            <w:pPr>
-              <w:jc w:val="left"/>
-            </w:pPr>
             <w:r/>
             <w:r>
               <w:rPr>
                 <w:rFonts w:ascii="Malgun Gothic" w:hAnsi="Malgun Gothic" w:eastAsia="Malgun Gothic"/>
                 <w:b w:val="0"/>
-                <w:sz w:val="15"/>
+                <w:sz w:val="14"/>
               </w:rPr>
             </w:r>
           </w:p>
@@ -1126,19 +806,16 @@
       <w:tr>
         <w:tc>
           <w:tcPr>
-            <w:tcW w:type="dxa" w:w="1304"/>
+            <w:tcW w:type="dxa" w:w="1247"/>
             <w:vAlign w:val="center"/>
           </w:tcPr>
           <w:p>
-            <w:pPr>
-              <w:jc w:val="left"/>
-            </w:pPr>
             <w:r/>
             <w:r>
               <w:rPr>
                 <w:rFonts w:ascii="Malgun Gothic" w:hAnsi="Malgun Gothic" w:eastAsia="Malgun Gothic"/>
                 <w:b w:val="0"/>
-                <w:sz w:val="15"/>
+                <w:sz w:val="14"/>
               </w:rPr>
               <w:t>REQ-F-004</w:t>
             </w:r>
@@ -1146,19 +823,16 @@
         </w:tc>
         <w:tc>
           <w:tcPr>
-            <w:tcW w:type="dxa" w:w="2098"/>
+            <w:tcW w:type="dxa" w:w="2381"/>
             <w:vAlign w:val="center"/>
           </w:tcPr>
           <w:p>
-            <w:pPr>
-              <w:jc w:val="left"/>
-            </w:pPr>
             <w:r/>
             <w:r>
               <w:rPr>
                 <w:rFonts w:ascii="Malgun Gothic" w:hAnsi="Malgun Gothic" w:eastAsia="Malgun Gothic"/>
                 <w:b w:val="0"/>
-                <w:sz w:val="15"/>
+                <w:sz w:val="14"/>
               </w:rPr>
               <w:t>모양·색깔 검색</w:t>
             </w:r>
@@ -1166,57 +840,48 @@
         </w:tc>
         <w:tc>
           <w:tcPr>
-            <w:tcW w:type="dxa" w:w="737"/>
+            <w:tcW w:type="dxa" w:w="709"/>
             <w:vAlign w:val="center"/>
           </w:tcPr>
           <w:p>
-            <w:pPr>
-              <w:jc w:val="left"/>
-            </w:pPr>
             <w:r/>
             <w:r>
               <w:rPr>
                 <w:rFonts w:ascii="Malgun Gothic" w:hAnsi="Malgun Gothic" w:eastAsia="Malgun Gothic"/>
                 <w:b w:val="0"/>
-                <w:sz w:val="15"/>
+                <w:sz w:val="14"/>
               </w:rPr>
             </w:r>
           </w:p>
         </w:tc>
         <w:tc>
           <w:tcPr>
-            <w:tcW w:type="dxa" w:w="737"/>
+            <w:tcW w:type="dxa" w:w="709"/>
             <w:vAlign w:val="center"/>
           </w:tcPr>
           <w:p>
-            <w:pPr>
-              <w:jc w:val="left"/>
-            </w:pPr>
             <w:r/>
             <w:r>
               <w:rPr>
                 <w:rFonts w:ascii="Malgun Gothic" w:hAnsi="Malgun Gothic" w:eastAsia="Malgun Gothic"/>
                 <w:b w:val="0"/>
-                <w:sz w:val="15"/>
+                <w:sz w:val="14"/>
               </w:rPr>
             </w:r>
           </w:p>
         </w:tc>
         <w:tc>
           <w:tcPr>
-            <w:tcW w:type="dxa" w:w="737"/>
+            <w:tcW w:type="dxa" w:w="709"/>
             <w:vAlign w:val="center"/>
           </w:tcPr>
           <w:p>
-            <w:pPr>
-              <w:jc w:val="left"/>
-            </w:pPr>
             <w:r/>
             <w:r>
               <w:rPr>
                 <w:rFonts w:ascii="Malgun Gothic" w:hAnsi="Malgun Gothic" w:eastAsia="Malgun Gothic"/>
                 <w:b w:val="0"/>
-                <w:sz w:val="15"/>
+                <w:sz w:val="14"/>
               </w:rPr>
               <w:t>●</w:t>
             </w:r>
@@ -1224,57 +889,48 @@
         </w:tc>
         <w:tc>
           <w:tcPr>
-            <w:tcW w:type="dxa" w:w="737"/>
+            <w:tcW w:type="dxa" w:w="709"/>
             <w:vAlign w:val="center"/>
           </w:tcPr>
           <w:p>
-            <w:pPr>
-              <w:jc w:val="left"/>
-            </w:pPr>
             <w:r/>
             <w:r>
               <w:rPr>
                 <w:rFonts w:ascii="Malgun Gothic" w:hAnsi="Malgun Gothic" w:eastAsia="Malgun Gothic"/>
                 <w:b w:val="0"/>
-                <w:sz w:val="15"/>
+                <w:sz w:val="14"/>
               </w:rPr>
             </w:r>
           </w:p>
         </w:tc>
         <w:tc>
           <w:tcPr>
-            <w:tcW w:type="dxa" w:w="850"/>
+            <w:tcW w:type="dxa" w:w="822"/>
             <w:vAlign w:val="center"/>
           </w:tcPr>
           <w:p>
-            <w:pPr>
-              <w:jc w:val="left"/>
-            </w:pPr>
             <w:r/>
             <w:r>
               <w:rPr>
                 <w:rFonts w:ascii="Malgun Gothic" w:hAnsi="Malgun Gothic" w:eastAsia="Malgun Gothic"/>
                 <w:b w:val="0"/>
-                <w:sz w:val="15"/>
+                <w:sz w:val="14"/>
               </w:rPr>
             </w:r>
           </w:p>
         </w:tc>
         <w:tc>
           <w:tcPr>
-            <w:tcW w:type="dxa" w:w="850"/>
+            <w:tcW w:type="dxa" w:w="822"/>
             <w:vAlign w:val="center"/>
           </w:tcPr>
           <w:p>
-            <w:pPr>
-              <w:jc w:val="left"/>
-            </w:pPr>
             <w:r/>
             <w:r>
               <w:rPr>
                 <w:rFonts w:ascii="Malgun Gothic" w:hAnsi="Malgun Gothic" w:eastAsia="Malgun Gothic"/>
                 <w:b w:val="0"/>
-                <w:sz w:val="15"/>
+                <w:sz w:val="14"/>
               </w:rPr>
             </w:r>
           </w:p>
@@ -1283,19 +939,16 @@
       <w:tr>
         <w:tc>
           <w:tcPr>
-            <w:tcW w:type="dxa" w:w="1304"/>
+            <w:tcW w:type="dxa" w:w="1247"/>
             <w:vAlign w:val="center"/>
           </w:tcPr>
           <w:p>
-            <w:pPr>
-              <w:jc w:val="left"/>
-            </w:pPr>
             <w:r/>
             <w:r>
               <w:rPr>
                 <w:rFonts w:ascii="Malgun Gothic" w:hAnsi="Malgun Gothic" w:eastAsia="Malgun Gothic"/>
                 <w:b w:val="0"/>
-                <w:sz w:val="15"/>
+                <w:sz w:val="14"/>
               </w:rPr>
               <w:t>REQ-F-005</w:t>
             </w:r>
@@ -1303,77 +956,65 @@
         </w:tc>
         <w:tc>
           <w:tcPr>
-            <w:tcW w:type="dxa" w:w="2098"/>
+            <w:tcW w:type="dxa" w:w="2381"/>
             <w:vAlign w:val="center"/>
           </w:tcPr>
           <w:p>
-            <w:pPr>
-              <w:jc w:val="left"/>
-            </w:pPr>
             <w:r/>
             <w:r>
               <w:rPr>
                 <w:rFonts w:ascii="Malgun Gothic" w:hAnsi="Malgun Gothic" w:eastAsia="Malgun Gothic"/>
                 <w:b w:val="0"/>
-                <w:sz w:val="15"/>
+                <w:sz w:val="14"/>
               </w:rPr>
-              <w:t>검색결과 이미지 표시</w:t>
+              <w:t>검색결과 이미지</w:t>
             </w:r>
           </w:p>
         </w:tc>
         <w:tc>
           <w:tcPr>
-            <w:tcW w:type="dxa" w:w="737"/>
+            <w:tcW w:type="dxa" w:w="709"/>
             <w:vAlign w:val="center"/>
           </w:tcPr>
           <w:p>
-            <w:pPr>
-              <w:jc w:val="left"/>
-            </w:pPr>
             <w:r/>
             <w:r>
               <w:rPr>
                 <w:rFonts w:ascii="Malgun Gothic" w:hAnsi="Malgun Gothic" w:eastAsia="Malgun Gothic"/>
                 <w:b w:val="0"/>
-                <w:sz w:val="15"/>
+                <w:sz w:val="14"/>
               </w:rPr>
             </w:r>
           </w:p>
         </w:tc>
         <w:tc>
           <w:tcPr>
-            <w:tcW w:type="dxa" w:w="737"/>
+            <w:tcW w:type="dxa" w:w="709"/>
             <w:vAlign w:val="center"/>
           </w:tcPr>
           <w:p>
-            <w:pPr>
-              <w:jc w:val="left"/>
-            </w:pPr>
             <w:r/>
             <w:r>
               <w:rPr>
                 <w:rFonts w:ascii="Malgun Gothic" w:hAnsi="Malgun Gothic" w:eastAsia="Malgun Gothic"/>
                 <w:b w:val="0"/>
-                <w:sz w:val="15"/>
+                <w:sz w:val="14"/>
               </w:rPr>
             </w:r>
           </w:p>
         </w:tc>
         <w:tc>
           <w:tcPr>
-            <w:tcW w:type="dxa" w:w="737"/>
+            <w:tcW w:type="dxa" w:w="709"/>
             <w:vAlign w:val="center"/>
           </w:tcPr>
           <w:p>
-            <w:pPr>
-              <w:jc w:val="left"/>
-            </w:pPr>
             <w:r/>
             <w:r>
               <w:rPr>
                 <w:rFonts w:ascii="Malgun Gothic" w:hAnsi="Malgun Gothic" w:eastAsia="Malgun Gothic"/>
                 <w:b w:val="0"/>
-                <w:sz w:val="15"/>
+                <w:sz w:val="14"/>
               </w:rPr>
               <w:t>●</w:t>
             </w:r>
@@ -1381,57 +1022,48 @@
         </w:tc>
         <w:tc>
           <w:tcPr>
-            <w:tcW w:type="dxa" w:w="737"/>
+            <w:tcW w:type="dxa" w:w="709"/>
             <w:vAlign w:val="center"/>
           </w:tcPr>
           <w:p>
-            <w:pPr>
-              <w:jc w:val="left"/>
-            </w:pPr>
             <w:r/>
             <w:r>
               <w:rPr>
                 <w:rFonts w:ascii="Malgun Gothic" w:hAnsi="Malgun Gothic" w:eastAsia="Malgun Gothic"/>
                 <w:b w:val="0"/>
-                <w:sz w:val="15"/>
+                <w:sz w:val="14"/>
               </w:rPr>
             </w:r>
           </w:p>
         </w:tc>
         <w:tc>
           <w:tcPr>
-            <w:tcW w:type="dxa" w:w="850"/>
+            <w:tcW w:type="dxa" w:w="822"/>
             <w:vAlign w:val="center"/>
           </w:tcPr>
           <w:p>
-            <w:pPr>
-              <w:jc w:val="left"/>
-            </w:pPr>
             <w:r/>
             <w:r>
               <w:rPr>
                 <w:rFonts w:ascii="Malgun Gothic" w:hAnsi="Malgun Gothic" w:eastAsia="Malgun Gothic"/>
                 <w:b w:val="0"/>
-                <w:sz w:val="15"/>
+                <w:sz w:val="14"/>
               </w:rPr>
             </w:r>
           </w:p>
         </w:tc>
         <w:tc>
           <w:tcPr>
-            <w:tcW w:type="dxa" w:w="850"/>
+            <w:tcW w:type="dxa" w:w="822"/>
             <w:vAlign w:val="center"/>
           </w:tcPr>
           <w:p>
-            <w:pPr>
-              <w:jc w:val="left"/>
-            </w:pPr>
             <w:r/>
             <w:r>
               <w:rPr>
                 <w:rFonts w:ascii="Malgun Gothic" w:hAnsi="Malgun Gothic" w:eastAsia="Malgun Gothic"/>
                 <w:b w:val="0"/>
-                <w:sz w:val="15"/>
+                <w:sz w:val="14"/>
               </w:rPr>
             </w:r>
           </w:p>
@@ -1440,19 +1072,16 @@
       <w:tr>
         <w:tc>
           <w:tcPr>
-            <w:tcW w:type="dxa" w:w="1304"/>
+            <w:tcW w:type="dxa" w:w="1247"/>
             <w:vAlign w:val="center"/>
           </w:tcPr>
           <w:p>
-            <w:pPr>
-              <w:jc w:val="left"/>
-            </w:pPr>
             <w:r/>
             <w:r>
               <w:rPr>
                 <w:rFonts w:ascii="Malgun Gothic" w:hAnsi="Malgun Gothic" w:eastAsia="Malgun Gothic"/>
                 <w:b w:val="0"/>
-                <w:sz w:val="15"/>
+                <w:sz w:val="14"/>
               </w:rPr>
               <w:t>REQ-F-006</w:t>
             </w:r>
@@ -1460,19 +1089,16 @@
         </w:tc>
         <w:tc>
           <w:tcPr>
-            <w:tcW w:type="dxa" w:w="2098"/>
+            <w:tcW w:type="dxa" w:w="2381"/>
             <w:vAlign w:val="center"/>
           </w:tcPr>
           <w:p>
-            <w:pPr>
-              <w:jc w:val="left"/>
-            </w:pPr>
             <w:r/>
             <w:r>
               <w:rPr>
                 <w:rFonts w:ascii="Malgun Gothic" w:hAnsi="Malgun Gothic" w:eastAsia="Malgun Gothic"/>
                 <w:b w:val="0"/>
-                <w:sz w:val="15"/>
+                <w:sz w:val="14"/>
               </w:rPr>
               <w:t>약 상세 조회</w:t>
             </w:r>
@@ -1480,76 +1106,64 @@
         </w:tc>
         <w:tc>
           <w:tcPr>
-            <w:tcW w:type="dxa" w:w="737"/>
+            <w:tcW w:type="dxa" w:w="709"/>
             <w:vAlign w:val="center"/>
           </w:tcPr>
           <w:p>
-            <w:pPr>
-              <w:jc w:val="left"/>
-            </w:pPr>
             <w:r/>
             <w:r>
               <w:rPr>
                 <w:rFonts w:ascii="Malgun Gothic" w:hAnsi="Malgun Gothic" w:eastAsia="Malgun Gothic"/>
                 <w:b w:val="0"/>
-                <w:sz w:val="15"/>
+                <w:sz w:val="14"/>
               </w:rPr>
             </w:r>
           </w:p>
         </w:tc>
         <w:tc>
           <w:tcPr>
-            <w:tcW w:type="dxa" w:w="737"/>
+            <w:tcW w:type="dxa" w:w="709"/>
             <w:vAlign w:val="center"/>
           </w:tcPr>
           <w:p>
-            <w:pPr>
-              <w:jc w:val="left"/>
-            </w:pPr>
             <w:r/>
             <w:r>
               <w:rPr>
                 <w:rFonts w:ascii="Malgun Gothic" w:hAnsi="Malgun Gothic" w:eastAsia="Malgun Gothic"/>
                 <w:b w:val="0"/>
-                <w:sz w:val="15"/>
+                <w:sz w:val="14"/>
               </w:rPr>
             </w:r>
           </w:p>
         </w:tc>
         <w:tc>
           <w:tcPr>
-            <w:tcW w:type="dxa" w:w="737"/>
+            <w:tcW w:type="dxa" w:w="709"/>
             <w:vAlign w:val="center"/>
           </w:tcPr>
           <w:p>
-            <w:pPr>
-              <w:jc w:val="left"/>
-            </w:pPr>
             <w:r/>
             <w:r>
               <w:rPr>
                 <w:rFonts w:ascii="Malgun Gothic" w:hAnsi="Malgun Gothic" w:eastAsia="Malgun Gothic"/>
                 <w:b w:val="0"/>
-                <w:sz w:val="15"/>
+                <w:sz w:val="14"/>
               </w:rPr>
             </w:r>
           </w:p>
         </w:tc>
         <w:tc>
           <w:tcPr>
-            <w:tcW w:type="dxa" w:w="737"/>
+            <w:tcW w:type="dxa" w:w="709"/>
             <w:vAlign w:val="center"/>
           </w:tcPr>
           <w:p>
-            <w:pPr>
-              <w:jc w:val="left"/>
-            </w:pPr>
             <w:r/>
             <w:r>
               <w:rPr>
                 <w:rFonts w:ascii="Malgun Gothic" w:hAnsi="Malgun Gothic" w:eastAsia="Malgun Gothic"/>
                 <w:b w:val="0"/>
-                <w:sz w:val="15"/>
+                <w:sz w:val="14"/>
               </w:rPr>
               <w:t>●</w:t>
             </w:r>
@@ -1557,38 +1171,32 @@
         </w:tc>
         <w:tc>
           <w:tcPr>
-            <w:tcW w:type="dxa" w:w="850"/>
+            <w:tcW w:type="dxa" w:w="822"/>
             <w:vAlign w:val="center"/>
           </w:tcPr>
           <w:p>
-            <w:pPr>
-              <w:jc w:val="left"/>
-            </w:pPr>
             <w:r/>
             <w:r>
               <w:rPr>
                 <w:rFonts w:ascii="Malgun Gothic" w:hAnsi="Malgun Gothic" w:eastAsia="Malgun Gothic"/>
                 <w:b w:val="0"/>
-                <w:sz w:val="15"/>
+                <w:sz w:val="14"/>
               </w:rPr>
             </w:r>
           </w:p>
         </w:tc>
         <w:tc>
           <w:tcPr>
-            <w:tcW w:type="dxa" w:w="850"/>
+            <w:tcW w:type="dxa" w:w="822"/>
             <w:vAlign w:val="center"/>
           </w:tcPr>
           <w:p>
-            <w:pPr>
-              <w:jc w:val="left"/>
-            </w:pPr>
             <w:r/>
             <w:r>
               <w:rPr>
                 <w:rFonts w:ascii="Malgun Gothic" w:hAnsi="Malgun Gothic" w:eastAsia="Malgun Gothic"/>
                 <w:b w:val="0"/>
-                <w:sz w:val="15"/>
+                <w:sz w:val="14"/>
               </w:rPr>
             </w:r>
           </w:p>
@@ -1597,19 +1205,16 @@
       <w:tr>
         <w:tc>
           <w:tcPr>
-            <w:tcW w:type="dxa" w:w="1304"/>
+            <w:tcW w:type="dxa" w:w="1247"/>
             <w:vAlign w:val="center"/>
           </w:tcPr>
           <w:p>
-            <w:pPr>
-              <w:jc w:val="left"/>
-            </w:pPr>
             <w:r/>
             <w:r>
               <w:rPr>
                 <w:rFonts w:ascii="Malgun Gothic" w:hAnsi="Malgun Gothic" w:eastAsia="Malgun Gothic"/>
                 <w:b w:val="0"/>
-                <w:sz w:val="15"/>
+                <w:sz w:val="14"/>
               </w:rPr>
               <w:t>REQ-F-007</w:t>
             </w:r>
@@ -1617,19 +1222,16 @@
         </w:tc>
         <w:tc>
           <w:tcPr>
-            <w:tcW w:type="dxa" w:w="2098"/>
+            <w:tcW w:type="dxa" w:w="2381"/>
             <w:vAlign w:val="center"/>
           </w:tcPr>
           <w:p>
-            <w:pPr>
-              <w:jc w:val="left"/>
-            </w:pPr>
             <w:r/>
             <w:r>
               <w:rPr>
                 <w:rFonts w:ascii="Malgun Gothic" w:hAnsi="Malgun Gothic" w:eastAsia="Malgun Gothic"/>
                 <w:b w:val="0"/>
-                <w:sz w:val="15"/>
+                <w:sz w:val="14"/>
               </w:rPr>
               <w:t>국내 부작용 조회</w:t>
             </w:r>
@@ -1637,76 +1239,64 @@
         </w:tc>
         <w:tc>
           <w:tcPr>
-            <w:tcW w:type="dxa" w:w="737"/>
+            <w:tcW w:type="dxa" w:w="709"/>
             <w:vAlign w:val="center"/>
           </w:tcPr>
           <w:p>
-            <w:pPr>
-              <w:jc w:val="left"/>
-            </w:pPr>
             <w:r/>
             <w:r>
               <w:rPr>
                 <w:rFonts w:ascii="Malgun Gothic" w:hAnsi="Malgun Gothic" w:eastAsia="Malgun Gothic"/>
                 <w:b w:val="0"/>
-                <w:sz w:val="15"/>
+                <w:sz w:val="14"/>
               </w:rPr>
             </w:r>
           </w:p>
         </w:tc>
         <w:tc>
           <w:tcPr>
-            <w:tcW w:type="dxa" w:w="737"/>
+            <w:tcW w:type="dxa" w:w="709"/>
             <w:vAlign w:val="center"/>
           </w:tcPr>
           <w:p>
-            <w:pPr>
-              <w:jc w:val="left"/>
-            </w:pPr>
             <w:r/>
             <w:r>
               <w:rPr>
                 <w:rFonts w:ascii="Malgun Gothic" w:hAnsi="Malgun Gothic" w:eastAsia="Malgun Gothic"/>
                 <w:b w:val="0"/>
-                <w:sz w:val="15"/>
+                <w:sz w:val="14"/>
               </w:rPr>
             </w:r>
           </w:p>
         </w:tc>
         <w:tc>
           <w:tcPr>
-            <w:tcW w:type="dxa" w:w="737"/>
+            <w:tcW w:type="dxa" w:w="709"/>
             <w:vAlign w:val="center"/>
           </w:tcPr>
           <w:p>
-            <w:pPr>
-              <w:jc w:val="left"/>
-            </w:pPr>
             <w:r/>
             <w:r>
               <w:rPr>
                 <w:rFonts w:ascii="Malgun Gothic" w:hAnsi="Malgun Gothic" w:eastAsia="Malgun Gothic"/>
                 <w:b w:val="0"/>
-                <w:sz w:val="15"/>
+                <w:sz w:val="14"/>
               </w:rPr>
             </w:r>
           </w:p>
         </w:tc>
         <w:tc>
           <w:tcPr>
-            <w:tcW w:type="dxa" w:w="737"/>
+            <w:tcW w:type="dxa" w:w="709"/>
             <w:vAlign w:val="center"/>
           </w:tcPr>
           <w:p>
-            <w:pPr>
-              <w:jc w:val="left"/>
-            </w:pPr>
             <w:r/>
             <w:r>
               <w:rPr>
                 <w:rFonts w:ascii="Malgun Gothic" w:hAnsi="Malgun Gothic" w:eastAsia="Malgun Gothic"/>
                 <w:b w:val="0"/>
-                <w:sz w:val="15"/>
+                <w:sz w:val="14"/>
               </w:rPr>
               <w:t>●</w:t>
             </w:r>
@@ -1714,38 +1304,32 @@
         </w:tc>
         <w:tc>
           <w:tcPr>
-            <w:tcW w:type="dxa" w:w="850"/>
+            <w:tcW w:type="dxa" w:w="822"/>
             <w:vAlign w:val="center"/>
           </w:tcPr>
           <w:p>
-            <w:pPr>
-              <w:jc w:val="left"/>
-            </w:pPr>
             <w:r/>
             <w:r>
               <w:rPr>
                 <w:rFonts w:ascii="Malgun Gothic" w:hAnsi="Malgun Gothic" w:eastAsia="Malgun Gothic"/>
                 <w:b w:val="0"/>
-                <w:sz w:val="15"/>
+                <w:sz w:val="14"/>
               </w:rPr>
             </w:r>
           </w:p>
         </w:tc>
         <w:tc>
           <w:tcPr>
-            <w:tcW w:type="dxa" w:w="850"/>
+            <w:tcW w:type="dxa" w:w="822"/>
             <w:vAlign w:val="center"/>
           </w:tcPr>
           <w:p>
-            <w:pPr>
-              <w:jc w:val="left"/>
-            </w:pPr>
             <w:r/>
             <w:r>
               <w:rPr>
                 <w:rFonts w:ascii="Malgun Gothic" w:hAnsi="Malgun Gothic" w:eastAsia="Malgun Gothic"/>
                 <w:b w:val="0"/>
-                <w:sz w:val="15"/>
+                <w:sz w:val="14"/>
               </w:rPr>
             </w:r>
           </w:p>
@@ -1754,19 +1338,16 @@
       <w:tr>
         <w:tc>
           <w:tcPr>
-            <w:tcW w:type="dxa" w:w="1304"/>
+            <w:tcW w:type="dxa" w:w="1247"/>
             <w:vAlign w:val="center"/>
           </w:tcPr>
           <w:p>
-            <w:pPr>
-              <w:jc w:val="left"/>
-            </w:pPr>
             <w:r/>
             <w:r>
               <w:rPr>
                 <w:rFonts w:ascii="Malgun Gothic" w:hAnsi="Malgun Gothic" w:eastAsia="Malgun Gothic"/>
                 <w:b w:val="0"/>
-                <w:sz w:val="15"/>
+                <w:sz w:val="14"/>
               </w:rPr>
               <w:t>REQ-F-008</w:t>
             </w:r>
@@ -1774,19 +1355,16 @@
         </w:tc>
         <w:tc>
           <w:tcPr>
-            <w:tcW w:type="dxa" w:w="2098"/>
+            <w:tcW w:type="dxa" w:w="2381"/>
             <w:vAlign w:val="center"/>
           </w:tcPr>
           <w:p>
-            <w:pPr>
-              <w:jc w:val="left"/>
-            </w:pPr>
             <w:r/>
             <w:r>
               <w:rPr>
                 <w:rFonts w:ascii="Malgun Gothic" w:hAnsi="Malgun Gothic" w:eastAsia="Malgun Gothic"/>
                 <w:b w:val="0"/>
-                <w:sz w:val="15"/>
+                <w:sz w:val="14"/>
               </w:rPr>
               <w:t>해외 부작용 조회</w:t>
             </w:r>
@@ -1794,76 +1372,64 @@
         </w:tc>
         <w:tc>
           <w:tcPr>
-            <w:tcW w:type="dxa" w:w="737"/>
+            <w:tcW w:type="dxa" w:w="709"/>
             <w:vAlign w:val="center"/>
           </w:tcPr>
           <w:p>
-            <w:pPr>
-              <w:jc w:val="left"/>
-            </w:pPr>
             <w:r/>
             <w:r>
               <w:rPr>
                 <w:rFonts w:ascii="Malgun Gothic" w:hAnsi="Malgun Gothic" w:eastAsia="Malgun Gothic"/>
                 <w:b w:val="0"/>
-                <w:sz w:val="15"/>
+                <w:sz w:val="14"/>
               </w:rPr>
             </w:r>
           </w:p>
         </w:tc>
         <w:tc>
           <w:tcPr>
-            <w:tcW w:type="dxa" w:w="737"/>
+            <w:tcW w:type="dxa" w:w="709"/>
             <w:vAlign w:val="center"/>
           </w:tcPr>
           <w:p>
-            <w:pPr>
-              <w:jc w:val="left"/>
-            </w:pPr>
             <w:r/>
             <w:r>
               <w:rPr>
                 <w:rFonts w:ascii="Malgun Gothic" w:hAnsi="Malgun Gothic" w:eastAsia="Malgun Gothic"/>
                 <w:b w:val="0"/>
-                <w:sz w:val="15"/>
+                <w:sz w:val="14"/>
               </w:rPr>
             </w:r>
           </w:p>
         </w:tc>
         <w:tc>
           <w:tcPr>
-            <w:tcW w:type="dxa" w:w="737"/>
+            <w:tcW w:type="dxa" w:w="709"/>
             <w:vAlign w:val="center"/>
           </w:tcPr>
           <w:p>
-            <w:pPr>
-              <w:jc w:val="left"/>
-            </w:pPr>
             <w:r/>
             <w:r>
               <w:rPr>
                 <w:rFonts w:ascii="Malgun Gothic" w:hAnsi="Malgun Gothic" w:eastAsia="Malgun Gothic"/>
                 <w:b w:val="0"/>
-                <w:sz w:val="15"/>
+                <w:sz w:val="14"/>
               </w:rPr>
             </w:r>
           </w:p>
         </w:tc>
         <w:tc>
           <w:tcPr>
-            <w:tcW w:type="dxa" w:w="737"/>
+            <w:tcW w:type="dxa" w:w="709"/>
             <w:vAlign w:val="center"/>
           </w:tcPr>
           <w:p>
-            <w:pPr>
-              <w:jc w:val="left"/>
-            </w:pPr>
             <w:r/>
             <w:r>
               <w:rPr>
                 <w:rFonts w:ascii="Malgun Gothic" w:hAnsi="Malgun Gothic" w:eastAsia="Malgun Gothic"/>
                 <w:b w:val="0"/>
-                <w:sz w:val="15"/>
+                <w:sz w:val="14"/>
               </w:rPr>
               <w:t>●</w:t>
             </w:r>
@@ -1871,38 +1437,32 @@
         </w:tc>
         <w:tc>
           <w:tcPr>
-            <w:tcW w:type="dxa" w:w="850"/>
+            <w:tcW w:type="dxa" w:w="822"/>
             <w:vAlign w:val="center"/>
           </w:tcPr>
           <w:p>
-            <w:pPr>
-              <w:jc w:val="left"/>
-            </w:pPr>
             <w:r/>
             <w:r>
               <w:rPr>
                 <w:rFonts w:ascii="Malgun Gothic" w:hAnsi="Malgun Gothic" w:eastAsia="Malgun Gothic"/>
                 <w:b w:val="0"/>
-                <w:sz w:val="15"/>
+                <w:sz w:val="14"/>
               </w:rPr>
             </w:r>
           </w:p>
         </w:tc>
         <w:tc>
           <w:tcPr>
-            <w:tcW w:type="dxa" w:w="850"/>
+            <w:tcW w:type="dxa" w:w="822"/>
             <w:vAlign w:val="center"/>
           </w:tcPr>
           <w:p>
-            <w:pPr>
-              <w:jc w:val="left"/>
-            </w:pPr>
             <w:r/>
             <w:r>
               <w:rPr>
                 <w:rFonts w:ascii="Malgun Gothic" w:hAnsi="Malgun Gothic" w:eastAsia="Malgun Gothic"/>
                 <w:b w:val="0"/>
-                <w:sz w:val="15"/>
+                <w:sz w:val="14"/>
               </w:rPr>
             </w:r>
           </w:p>
@@ -1911,19 +1471,16 @@
       <w:tr>
         <w:tc>
           <w:tcPr>
-            <w:tcW w:type="dxa" w:w="1304"/>
+            <w:tcW w:type="dxa" w:w="1247"/>
             <w:vAlign w:val="center"/>
           </w:tcPr>
           <w:p>
-            <w:pPr>
-              <w:jc w:val="left"/>
-            </w:pPr>
             <w:r/>
             <w:r>
               <w:rPr>
                 <w:rFonts w:ascii="Malgun Gothic" w:hAnsi="Malgun Gothic" w:eastAsia="Malgun Gothic"/>
                 <w:b w:val="0"/>
-                <w:sz w:val="15"/>
+                <w:sz w:val="14"/>
               </w:rPr>
               <w:t>REQ-F-009</w:t>
             </w:r>
@@ -1931,96 +1488,81 @@
         </w:tc>
         <w:tc>
           <w:tcPr>
-            <w:tcW w:type="dxa" w:w="2098"/>
+            <w:tcW w:type="dxa" w:w="2381"/>
             <w:vAlign w:val="center"/>
           </w:tcPr>
           <w:p>
-            <w:pPr>
-              <w:jc w:val="left"/>
-            </w:pPr>
             <w:r/>
             <w:r>
               <w:rPr>
                 <w:rFonts w:ascii="Malgun Gothic" w:hAnsi="Malgun Gothic" w:eastAsia="Malgun Gothic"/>
                 <w:b w:val="0"/>
-                <w:sz w:val="15"/>
+                <w:sz w:val="14"/>
               </w:rPr>
-              <w:t>병용금기(DUR) 체크</w:t>
+              <w:t>DUR 조합 안전점검</w:t>
             </w:r>
           </w:p>
         </w:tc>
         <w:tc>
           <w:tcPr>
-            <w:tcW w:type="dxa" w:w="737"/>
+            <w:tcW w:type="dxa" w:w="709"/>
             <w:vAlign w:val="center"/>
           </w:tcPr>
           <w:p>
-            <w:pPr>
-              <w:jc w:val="left"/>
-            </w:pPr>
             <w:r/>
             <w:r>
               <w:rPr>
                 <w:rFonts w:ascii="Malgun Gothic" w:hAnsi="Malgun Gothic" w:eastAsia="Malgun Gothic"/>
                 <w:b w:val="0"/>
-                <w:sz w:val="15"/>
+                <w:sz w:val="14"/>
               </w:rPr>
             </w:r>
           </w:p>
         </w:tc>
         <w:tc>
           <w:tcPr>
-            <w:tcW w:type="dxa" w:w="737"/>
+            <w:tcW w:type="dxa" w:w="709"/>
             <w:vAlign w:val="center"/>
           </w:tcPr>
           <w:p>
-            <w:pPr>
-              <w:jc w:val="left"/>
-            </w:pPr>
             <w:r/>
             <w:r>
               <w:rPr>
                 <w:rFonts w:ascii="Malgun Gothic" w:hAnsi="Malgun Gothic" w:eastAsia="Malgun Gothic"/>
                 <w:b w:val="0"/>
-                <w:sz w:val="15"/>
+                <w:sz w:val="14"/>
               </w:rPr>
             </w:r>
           </w:p>
         </w:tc>
         <w:tc>
           <w:tcPr>
-            <w:tcW w:type="dxa" w:w="737"/>
+            <w:tcW w:type="dxa" w:w="709"/>
             <w:vAlign w:val="center"/>
           </w:tcPr>
           <w:p>
-            <w:pPr>
-              <w:jc w:val="left"/>
-            </w:pPr>
             <w:r/>
             <w:r>
               <w:rPr>
                 <w:rFonts w:ascii="Malgun Gothic" w:hAnsi="Malgun Gothic" w:eastAsia="Malgun Gothic"/>
                 <w:b w:val="0"/>
-                <w:sz w:val="15"/>
+                <w:sz w:val="14"/>
               </w:rPr>
             </w:r>
           </w:p>
         </w:tc>
         <w:tc>
           <w:tcPr>
-            <w:tcW w:type="dxa" w:w="737"/>
+            <w:tcW w:type="dxa" w:w="709"/>
             <w:vAlign w:val="center"/>
           </w:tcPr>
           <w:p>
-            <w:pPr>
-              <w:jc w:val="left"/>
-            </w:pPr>
             <w:r/>
             <w:r>
               <w:rPr>
                 <w:rFonts w:ascii="Malgun Gothic" w:hAnsi="Malgun Gothic" w:eastAsia="Malgun Gothic"/>
                 <w:b w:val="0"/>
-                <w:sz w:val="15"/>
+                <w:sz w:val="14"/>
               </w:rPr>
               <w:t>●</w:t>
             </w:r>
@@ -2028,19 +1570,16 @@
         </w:tc>
         <w:tc>
           <w:tcPr>
-            <w:tcW w:type="dxa" w:w="850"/>
+            <w:tcW w:type="dxa" w:w="822"/>
             <w:vAlign w:val="center"/>
           </w:tcPr>
           <w:p>
-            <w:pPr>
-              <w:jc w:val="left"/>
-            </w:pPr>
             <w:r/>
             <w:r>
               <w:rPr>
                 <w:rFonts w:ascii="Malgun Gothic" w:hAnsi="Malgun Gothic" w:eastAsia="Malgun Gothic"/>
                 <w:b w:val="0"/>
-                <w:sz w:val="15"/>
+                <w:sz w:val="14"/>
               </w:rPr>
               <w:t>●</w:t>
             </w:r>
@@ -2048,19 +1587,16 @@
         </w:tc>
         <w:tc>
           <w:tcPr>
-            <w:tcW w:type="dxa" w:w="850"/>
+            <w:tcW w:type="dxa" w:w="822"/>
             <w:vAlign w:val="center"/>
           </w:tcPr>
           <w:p>
-            <w:pPr>
-              <w:jc w:val="left"/>
-            </w:pPr>
             <w:r/>
             <w:r>
               <w:rPr>
                 <w:rFonts w:ascii="Malgun Gothic" w:hAnsi="Malgun Gothic" w:eastAsia="Malgun Gothic"/>
                 <w:b w:val="0"/>
-                <w:sz w:val="15"/>
+                <w:sz w:val="14"/>
               </w:rPr>
             </w:r>
           </w:p>
@@ -2069,19 +1605,16 @@
       <w:tr>
         <w:tc>
           <w:tcPr>
-            <w:tcW w:type="dxa" w:w="1304"/>
+            <w:tcW w:type="dxa" w:w="1247"/>
             <w:vAlign w:val="center"/>
           </w:tcPr>
           <w:p>
-            <w:pPr>
-              <w:jc w:val="left"/>
-            </w:pPr>
             <w:r/>
             <w:r>
               <w:rPr>
                 <w:rFonts w:ascii="Malgun Gothic" w:hAnsi="Malgun Gothic" w:eastAsia="Malgun Gothic"/>
                 <w:b w:val="0"/>
-                <w:sz w:val="15"/>
+                <w:sz w:val="14"/>
               </w:rPr>
               <w:t>REQ-F-010</w:t>
             </w:r>
@@ -2089,96 +1622,81 @@
         </w:tc>
         <w:tc>
           <w:tcPr>
-            <w:tcW w:type="dxa" w:w="2098"/>
+            <w:tcW w:type="dxa" w:w="2381"/>
             <w:vAlign w:val="center"/>
           </w:tcPr>
           <w:p>
-            <w:pPr>
-              <w:jc w:val="left"/>
-            </w:pPr>
             <w:r/>
             <w:r>
               <w:rPr>
                 <w:rFonts w:ascii="Malgun Gothic" w:hAnsi="Malgun Gothic" w:eastAsia="Malgun Gothic"/>
                 <w:b w:val="0"/>
-                <w:sz w:val="15"/>
+                <w:sz w:val="14"/>
               </w:rPr>
-              <w:t>즐겨찾기 등록·해제</w:t>
+              <w:t>즐겨찾기 등록/해제</w:t>
             </w:r>
           </w:p>
         </w:tc>
         <w:tc>
           <w:tcPr>
-            <w:tcW w:type="dxa" w:w="737"/>
+            <w:tcW w:type="dxa" w:w="709"/>
             <w:vAlign w:val="center"/>
           </w:tcPr>
           <w:p>
-            <w:pPr>
-              <w:jc w:val="left"/>
-            </w:pPr>
             <w:r/>
             <w:r>
               <w:rPr>
                 <w:rFonts w:ascii="Malgun Gothic" w:hAnsi="Malgun Gothic" w:eastAsia="Malgun Gothic"/>
                 <w:b w:val="0"/>
-                <w:sz w:val="15"/>
+                <w:sz w:val="14"/>
               </w:rPr>
             </w:r>
           </w:p>
         </w:tc>
         <w:tc>
           <w:tcPr>
-            <w:tcW w:type="dxa" w:w="737"/>
+            <w:tcW w:type="dxa" w:w="709"/>
             <w:vAlign w:val="center"/>
           </w:tcPr>
           <w:p>
-            <w:pPr>
-              <w:jc w:val="left"/>
-            </w:pPr>
             <w:r/>
             <w:r>
               <w:rPr>
                 <w:rFonts w:ascii="Malgun Gothic" w:hAnsi="Malgun Gothic" w:eastAsia="Malgun Gothic"/>
                 <w:b w:val="0"/>
-                <w:sz w:val="15"/>
+                <w:sz w:val="14"/>
               </w:rPr>
             </w:r>
           </w:p>
         </w:tc>
         <w:tc>
           <w:tcPr>
-            <w:tcW w:type="dxa" w:w="737"/>
+            <w:tcW w:type="dxa" w:w="709"/>
             <w:vAlign w:val="center"/>
           </w:tcPr>
           <w:p>
-            <w:pPr>
-              <w:jc w:val="left"/>
-            </w:pPr>
             <w:r/>
             <w:r>
               <w:rPr>
                 <w:rFonts w:ascii="Malgun Gothic" w:hAnsi="Malgun Gothic" w:eastAsia="Malgun Gothic"/>
                 <w:b w:val="0"/>
-                <w:sz w:val="15"/>
+                <w:sz w:val="14"/>
               </w:rPr>
             </w:r>
           </w:p>
         </w:tc>
         <w:tc>
           <w:tcPr>
-            <w:tcW w:type="dxa" w:w="737"/>
+            <w:tcW w:type="dxa" w:w="709"/>
             <w:vAlign w:val="center"/>
           </w:tcPr>
           <w:p>
-            <w:pPr>
-              <w:jc w:val="left"/>
-            </w:pPr>
             <w:r/>
             <w:r>
               <w:rPr>
                 <w:rFonts w:ascii="Malgun Gothic" w:hAnsi="Malgun Gothic" w:eastAsia="Malgun Gothic"/>
                 <w:b w:val="0"/>
-                <w:sz w:val="15"/>
+                <w:sz w:val="14"/>
               </w:rPr>
               <w:t>●</w:t>
             </w:r>
@@ -2186,38 +1704,32 @@
         </w:tc>
         <w:tc>
           <w:tcPr>
-            <w:tcW w:type="dxa" w:w="850"/>
+            <w:tcW w:type="dxa" w:w="822"/>
             <w:vAlign w:val="center"/>
           </w:tcPr>
           <w:p>
-            <w:pPr>
-              <w:jc w:val="left"/>
-            </w:pPr>
             <w:r/>
             <w:r>
               <w:rPr>
                 <w:rFonts w:ascii="Malgun Gothic" w:hAnsi="Malgun Gothic" w:eastAsia="Malgun Gothic"/>
                 <w:b w:val="0"/>
-                <w:sz w:val="15"/>
+                <w:sz w:val="14"/>
               </w:rPr>
             </w:r>
           </w:p>
         </w:tc>
         <w:tc>
           <w:tcPr>
-            <w:tcW w:type="dxa" w:w="850"/>
+            <w:tcW w:type="dxa" w:w="822"/>
             <w:vAlign w:val="center"/>
           </w:tcPr>
           <w:p>
-            <w:pPr>
-              <w:jc w:val="left"/>
-            </w:pPr>
             <w:r/>
             <w:r>
               <w:rPr>
                 <w:rFonts w:ascii="Malgun Gothic" w:hAnsi="Malgun Gothic" w:eastAsia="Malgun Gothic"/>
                 <w:b w:val="0"/>
-                <w:sz w:val="15"/>
+                <w:sz w:val="14"/>
               </w:rPr>
             </w:r>
           </w:p>
@@ -2226,19 +1738,16 @@
       <w:tr>
         <w:tc>
           <w:tcPr>
-            <w:tcW w:type="dxa" w:w="1304"/>
+            <w:tcW w:type="dxa" w:w="1247"/>
             <w:vAlign w:val="center"/>
           </w:tcPr>
           <w:p>
-            <w:pPr>
-              <w:jc w:val="left"/>
-            </w:pPr>
             <w:r/>
             <w:r>
               <w:rPr>
                 <w:rFonts w:ascii="Malgun Gothic" w:hAnsi="Malgun Gothic" w:eastAsia="Malgun Gothic"/>
                 <w:b w:val="0"/>
-                <w:sz w:val="15"/>
+                <w:sz w:val="14"/>
               </w:rPr>
               <w:t>REQ-F-011</w:t>
             </w:r>
@@ -2246,19 +1755,16 @@
         </w:tc>
         <w:tc>
           <w:tcPr>
-            <w:tcW w:type="dxa" w:w="2098"/>
+            <w:tcW w:type="dxa" w:w="2381"/>
             <w:vAlign w:val="center"/>
           </w:tcPr>
           <w:p>
-            <w:pPr>
-              <w:jc w:val="left"/>
-            </w:pPr>
             <w:r/>
             <w:r>
               <w:rPr>
                 <w:rFonts w:ascii="Malgun Gothic" w:hAnsi="Malgun Gothic" w:eastAsia="Malgun Gothic"/>
                 <w:b w:val="0"/>
-                <w:sz w:val="15"/>
+                <w:sz w:val="14"/>
               </w:rPr>
               <w:t>즐겨찾기 목록 조회</w:t>
             </w:r>
@@ -2266,95 +1772,80 @@
         </w:tc>
         <w:tc>
           <w:tcPr>
-            <w:tcW w:type="dxa" w:w="737"/>
+            <w:tcW w:type="dxa" w:w="709"/>
             <w:vAlign w:val="center"/>
           </w:tcPr>
           <w:p>
-            <w:pPr>
-              <w:jc w:val="left"/>
-            </w:pPr>
             <w:r/>
             <w:r>
               <w:rPr>
                 <w:rFonts w:ascii="Malgun Gothic" w:hAnsi="Malgun Gothic" w:eastAsia="Malgun Gothic"/>
                 <w:b w:val="0"/>
-                <w:sz w:val="15"/>
+                <w:sz w:val="14"/>
               </w:rPr>
             </w:r>
           </w:p>
         </w:tc>
         <w:tc>
           <w:tcPr>
-            <w:tcW w:type="dxa" w:w="737"/>
+            <w:tcW w:type="dxa" w:w="709"/>
             <w:vAlign w:val="center"/>
           </w:tcPr>
           <w:p>
-            <w:pPr>
-              <w:jc w:val="left"/>
-            </w:pPr>
             <w:r/>
             <w:r>
               <w:rPr>
                 <w:rFonts w:ascii="Malgun Gothic" w:hAnsi="Malgun Gothic" w:eastAsia="Malgun Gothic"/>
                 <w:b w:val="0"/>
-                <w:sz w:val="15"/>
+                <w:sz w:val="14"/>
               </w:rPr>
             </w:r>
           </w:p>
         </w:tc>
         <w:tc>
           <w:tcPr>
-            <w:tcW w:type="dxa" w:w="737"/>
+            <w:tcW w:type="dxa" w:w="709"/>
             <w:vAlign w:val="center"/>
           </w:tcPr>
           <w:p>
-            <w:pPr>
-              <w:jc w:val="left"/>
-            </w:pPr>
             <w:r/>
             <w:r>
               <w:rPr>
                 <w:rFonts w:ascii="Malgun Gothic" w:hAnsi="Malgun Gothic" w:eastAsia="Malgun Gothic"/>
                 <w:b w:val="0"/>
-                <w:sz w:val="15"/>
+                <w:sz w:val="14"/>
               </w:rPr>
             </w:r>
           </w:p>
         </w:tc>
         <w:tc>
           <w:tcPr>
-            <w:tcW w:type="dxa" w:w="737"/>
+            <w:tcW w:type="dxa" w:w="709"/>
             <w:vAlign w:val="center"/>
           </w:tcPr>
           <w:p>
-            <w:pPr>
-              <w:jc w:val="left"/>
-            </w:pPr>
             <w:r/>
             <w:r>
               <w:rPr>
                 <w:rFonts w:ascii="Malgun Gothic" w:hAnsi="Malgun Gothic" w:eastAsia="Malgun Gothic"/>
                 <w:b w:val="0"/>
-                <w:sz w:val="15"/>
+                <w:sz w:val="14"/>
               </w:rPr>
             </w:r>
           </w:p>
         </w:tc>
         <w:tc>
           <w:tcPr>
-            <w:tcW w:type="dxa" w:w="850"/>
+            <w:tcW w:type="dxa" w:w="822"/>
             <w:vAlign w:val="center"/>
           </w:tcPr>
           <w:p>
-            <w:pPr>
-              <w:jc w:val="left"/>
-            </w:pPr>
             <w:r/>
             <w:r>
               <w:rPr>
                 <w:rFonts w:ascii="Malgun Gothic" w:hAnsi="Malgun Gothic" w:eastAsia="Malgun Gothic"/>
                 <w:b w:val="0"/>
-                <w:sz w:val="15"/>
+                <w:sz w:val="14"/>
               </w:rPr>
               <w:t>●</w:t>
             </w:r>
@@ -2362,19 +1853,16 @@
         </w:tc>
         <w:tc>
           <w:tcPr>
-            <w:tcW w:type="dxa" w:w="850"/>
+            <w:tcW w:type="dxa" w:w="822"/>
             <w:vAlign w:val="center"/>
           </w:tcPr>
           <w:p>
-            <w:pPr>
-              <w:jc w:val="left"/>
-            </w:pPr>
             <w:r/>
             <w:r>
               <w:rPr>
                 <w:rFonts w:ascii="Malgun Gothic" w:hAnsi="Malgun Gothic" w:eastAsia="Malgun Gothic"/>
                 <w:b w:val="0"/>
-                <w:sz w:val="15"/>
+                <w:sz w:val="14"/>
               </w:rPr>
             </w:r>
           </w:p>
@@ -2383,19 +1871,16 @@
       <w:tr>
         <w:tc>
           <w:tcPr>
-            <w:tcW w:type="dxa" w:w="1304"/>
+            <w:tcW w:type="dxa" w:w="1247"/>
             <w:vAlign w:val="center"/>
           </w:tcPr>
           <w:p>
-            <w:pPr>
-              <w:jc w:val="left"/>
-            </w:pPr>
             <w:r/>
             <w:r>
               <w:rPr>
                 <w:rFonts w:ascii="Malgun Gothic" w:hAnsi="Malgun Gothic" w:eastAsia="Malgun Gothic"/>
                 <w:b w:val="0"/>
-                <w:sz w:val="15"/>
+                <w:sz w:val="14"/>
               </w:rPr>
               <w:t>REQ-F-012</w:t>
             </w:r>
@@ -2403,19 +1888,16 @@
         </w:tc>
         <w:tc>
           <w:tcPr>
-            <w:tcW w:type="dxa" w:w="2098"/>
+            <w:tcW w:type="dxa" w:w="2381"/>
             <w:vAlign w:val="center"/>
           </w:tcPr>
           <w:p>
-            <w:pPr>
-              <w:jc w:val="left"/>
-            </w:pPr>
             <w:r/>
             <w:r>
               <w:rPr>
                 <w:rFonts w:ascii="Malgun Gothic" w:hAnsi="Malgun Gothic" w:eastAsia="Malgun Gothic"/>
                 <w:b w:val="0"/>
-                <w:sz w:val="15"/>
+                <w:sz w:val="14"/>
               </w:rPr>
               <w:t>대시보드 요약</w:t>
             </w:r>
@@ -2423,114 +1905,96 @@
         </w:tc>
         <w:tc>
           <w:tcPr>
-            <w:tcW w:type="dxa" w:w="737"/>
+            <w:tcW w:type="dxa" w:w="709"/>
             <w:vAlign w:val="center"/>
           </w:tcPr>
           <w:p>
-            <w:pPr>
-              <w:jc w:val="left"/>
-            </w:pPr>
             <w:r/>
             <w:r>
               <w:rPr>
                 <w:rFonts w:ascii="Malgun Gothic" w:hAnsi="Malgun Gothic" w:eastAsia="Malgun Gothic"/>
                 <w:b w:val="0"/>
-                <w:sz w:val="15"/>
+                <w:sz w:val="14"/>
               </w:rPr>
             </w:r>
           </w:p>
         </w:tc>
         <w:tc>
           <w:tcPr>
-            <w:tcW w:type="dxa" w:w="737"/>
+            <w:tcW w:type="dxa" w:w="709"/>
             <w:vAlign w:val="center"/>
           </w:tcPr>
           <w:p>
-            <w:pPr>
-              <w:jc w:val="left"/>
-            </w:pPr>
             <w:r/>
             <w:r>
               <w:rPr>
                 <w:rFonts w:ascii="Malgun Gothic" w:hAnsi="Malgun Gothic" w:eastAsia="Malgun Gothic"/>
                 <w:b w:val="0"/>
-                <w:sz w:val="15"/>
+                <w:sz w:val="14"/>
               </w:rPr>
             </w:r>
           </w:p>
         </w:tc>
         <w:tc>
           <w:tcPr>
-            <w:tcW w:type="dxa" w:w="737"/>
+            <w:tcW w:type="dxa" w:w="709"/>
             <w:vAlign w:val="center"/>
           </w:tcPr>
           <w:p>
-            <w:pPr>
-              <w:jc w:val="left"/>
-            </w:pPr>
             <w:r/>
             <w:r>
               <w:rPr>
                 <w:rFonts w:ascii="Malgun Gothic" w:hAnsi="Malgun Gothic" w:eastAsia="Malgun Gothic"/>
                 <w:b w:val="0"/>
-                <w:sz w:val="15"/>
+                <w:sz w:val="14"/>
               </w:rPr>
             </w:r>
           </w:p>
         </w:tc>
         <w:tc>
           <w:tcPr>
-            <w:tcW w:type="dxa" w:w="737"/>
+            <w:tcW w:type="dxa" w:w="709"/>
             <w:vAlign w:val="center"/>
           </w:tcPr>
           <w:p>
-            <w:pPr>
-              <w:jc w:val="left"/>
-            </w:pPr>
             <w:r/>
             <w:r>
               <w:rPr>
                 <w:rFonts w:ascii="Malgun Gothic" w:hAnsi="Malgun Gothic" w:eastAsia="Malgun Gothic"/>
                 <w:b w:val="0"/>
-                <w:sz w:val="15"/>
+                <w:sz w:val="14"/>
               </w:rPr>
             </w:r>
           </w:p>
         </w:tc>
         <w:tc>
           <w:tcPr>
-            <w:tcW w:type="dxa" w:w="850"/>
+            <w:tcW w:type="dxa" w:w="822"/>
             <w:vAlign w:val="center"/>
           </w:tcPr>
           <w:p>
-            <w:pPr>
-              <w:jc w:val="left"/>
-            </w:pPr>
             <w:r/>
             <w:r>
               <w:rPr>
                 <w:rFonts w:ascii="Malgun Gothic" w:hAnsi="Malgun Gothic" w:eastAsia="Malgun Gothic"/>
                 <w:b w:val="0"/>
-                <w:sz w:val="15"/>
+                <w:sz w:val="14"/>
               </w:rPr>
             </w:r>
           </w:p>
         </w:tc>
         <w:tc>
           <w:tcPr>
-            <w:tcW w:type="dxa" w:w="850"/>
+            <w:tcW w:type="dxa" w:w="822"/>
             <w:vAlign w:val="center"/>
           </w:tcPr>
           <w:p>
-            <w:pPr>
-              <w:jc w:val="left"/>
-            </w:pPr>
             <w:r/>
             <w:r>
               <w:rPr>
                 <w:rFonts w:ascii="Malgun Gothic" w:hAnsi="Malgun Gothic" w:eastAsia="Malgun Gothic"/>
                 <w:b w:val="0"/>
-                <w:sz w:val="15"/>
+                <w:sz w:val="14"/>
               </w:rPr>
               <w:t>●</w:t>
             </w:r>
@@ -2540,19 +2004,16 @@
       <w:tr>
         <w:tc>
           <w:tcPr>
-            <w:tcW w:type="dxa" w:w="1304"/>
+            <w:tcW w:type="dxa" w:w="1247"/>
             <w:vAlign w:val="center"/>
           </w:tcPr>
           <w:p>
-            <w:pPr>
-              <w:jc w:val="left"/>
-            </w:pPr>
             <w:r/>
             <w:r>
               <w:rPr>
                 <w:rFonts w:ascii="Malgun Gothic" w:hAnsi="Malgun Gothic" w:eastAsia="Malgun Gothic"/>
                 <w:b w:val="0"/>
-                <w:sz w:val="15"/>
+                <w:sz w:val="14"/>
               </w:rPr>
               <w:t>REQ-F-013</w:t>
             </w:r>
@@ -2560,96 +2021,81 @@
         </w:tc>
         <w:tc>
           <w:tcPr>
-            <w:tcW w:type="dxa" w:w="2098"/>
+            <w:tcW w:type="dxa" w:w="2381"/>
             <w:vAlign w:val="center"/>
           </w:tcPr>
           <w:p>
-            <w:pPr>
-              <w:jc w:val="left"/>
-            </w:pPr>
             <w:r/>
             <w:r>
               <w:rPr>
                 <w:rFonts w:ascii="Malgun Gothic" w:hAnsi="Malgun Gothic" w:eastAsia="Malgun Gothic"/>
                 <w:b w:val="0"/>
-                <w:sz w:val="15"/>
+                <w:sz w:val="14"/>
               </w:rPr>
-              <w:t>국내·해외 부작용 비교</w:t>
+              <w:t>상세 병용금기 조회</w:t>
             </w:r>
           </w:p>
         </w:tc>
         <w:tc>
           <w:tcPr>
-            <w:tcW w:type="dxa" w:w="737"/>
+            <w:tcW w:type="dxa" w:w="709"/>
             <w:vAlign w:val="center"/>
           </w:tcPr>
           <w:p>
-            <w:pPr>
-              <w:jc w:val="left"/>
-            </w:pPr>
             <w:r/>
             <w:r>
               <w:rPr>
                 <w:rFonts w:ascii="Malgun Gothic" w:hAnsi="Malgun Gothic" w:eastAsia="Malgun Gothic"/>
                 <w:b w:val="0"/>
-                <w:sz w:val="15"/>
+                <w:sz w:val="14"/>
               </w:rPr>
             </w:r>
           </w:p>
         </w:tc>
         <w:tc>
           <w:tcPr>
-            <w:tcW w:type="dxa" w:w="737"/>
+            <w:tcW w:type="dxa" w:w="709"/>
             <w:vAlign w:val="center"/>
           </w:tcPr>
           <w:p>
-            <w:pPr>
-              <w:jc w:val="left"/>
-            </w:pPr>
             <w:r/>
             <w:r>
               <w:rPr>
                 <w:rFonts w:ascii="Malgun Gothic" w:hAnsi="Malgun Gothic" w:eastAsia="Malgun Gothic"/>
                 <w:b w:val="0"/>
-                <w:sz w:val="15"/>
+                <w:sz w:val="14"/>
               </w:rPr>
             </w:r>
           </w:p>
         </w:tc>
         <w:tc>
           <w:tcPr>
-            <w:tcW w:type="dxa" w:w="737"/>
+            <w:tcW w:type="dxa" w:w="709"/>
             <w:vAlign w:val="center"/>
           </w:tcPr>
           <w:p>
-            <w:pPr>
-              <w:jc w:val="left"/>
-            </w:pPr>
             <w:r/>
             <w:r>
               <w:rPr>
                 <w:rFonts w:ascii="Malgun Gothic" w:hAnsi="Malgun Gothic" w:eastAsia="Malgun Gothic"/>
                 <w:b w:val="0"/>
-                <w:sz w:val="15"/>
+                <w:sz w:val="14"/>
               </w:rPr>
             </w:r>
           </w:p>
         </w:tc>
         <w:tc>
           <w:tcPr>
-            <w:tcW w:type="dxa" w:w="737"/>
+            <w:tcW w:type="dxa" w:w="709"/>
             <w:vAlign w:val="center"/>
           </w:tcPr>
           <w:p>
-            <w:pPr>
-              <w:jc w:val="left"/>
-            </w:pPr>
             <w:r/>
             <w:r>
               <w:rPr>
                 <w:rFonts w:ascii="Malgun Gothic" w:hAnsi="Malgun Gothic" w:eastAsia="Malgun Gothic"/>
                 <w:b w:val="0"/>
-                <w:sz w:val="15"/>
+                <w:sz w:val="14"/>
               </w:rPr>
               <w:t>●</w:t>
             </w:r>
@@ -2657,38 +2103,32 @@
         </w:tc>
         <w:tc>
           <w:tcPr>
-            <w:tcW w:type="dxa" w:w="850"/>
+            <w:tcW w:type="dxa" w:w="822"/>
             <w:vAlign w:val="center"/>
           </w:tcPr>
           <w:p>
-            <w:pPr>
-              <w:jc w:val="left"/>
-            </w:pPr>
             <w:r/>
             <w:r>
               <w:rPr>
                 <w:rFonts w:ascii="Malgun Gothic" w:hAnsi="Malgun Gothic" w:eastAsia="Malgun Gothic"/>
                 <w:b w:val="0"/>
-                <w:sz w:val="15"/>
+                <w:sz w:val="14"/>
               </w:rPr>
             </w:r>
           </w:p>
         </w:tc>
         <w:tc>
           <w:tcPr>
-            <w:tcW w:type="dxa" w:w="850"/>
+            <w:tcW w:type="dxa" w:w="822"/>
             <w:vAlign w:val="center"/>
           </w:tcPr>
           <w:p>
-            <w:pPr>
-              <w:jc w:val="left"/>
-            </w:pPr>
             <w:r/>
             <w:r>
               <w:rPr>
                 <w:rFonts w:ascii="Malgun Gothic" w:hAnsi="Malgun Gothic" w:eastAsia="Malgun Gothic"/>
                 <w:b w:val="0"/>
-                <w:sz w:val="15"/>
+                <w:sz w:val="14"/>
               </w:rPr>
             </w:r>
           </w:p>
@@ -2697,19 +2137,16 @@
       <w:tr>
         <w:tc>
           <w:tcPr>
-            <w:tcW w:type="dxa" w:w="1304"/>
+            <w:tcW w:type="dxa" w:w="1247"/>
             <w:vAlign w:val="center"/>
           </w:tcPr>
           <w:p>
-            <w:pPr>
-              <w:jc w:val="left"/>
-            </w:pPr>
             <w:r/>
             <w:r>
               <w:rPr>
                 <w:rFonts w:ascii="Malgun Gothic" w:hAnsi="Malgun Gothic" w:eastAsia="Malgun Gothic"/>
                 <w:b w:val="0"/>
-                <w:sz w:val="15"/>
+                <w:sz w:val="14"/>
               </w:rPr>
               <w:t>REQ-F-014</w:t>
             </w:r>
@@ -2717,96 +2154,81 @@
         </w:tc>
         <w:tc>
           <w:tcPr>
-            <w:tcW w:type="dxa" w:w="2098"/>
+            <w:tcW w:type="dxa" w:w="2381"/>
             <w:vAlign w:val="center"/>
           </w:tcPr>
           <w:p>
-            <w:pPr>
-              <w:jc w:val="left"/>
-            </w:pPr>
             <w:r/>
             <w:r>
               <w:rPr>
                 <w:rFonts w:ascii="Malgun Gothic" w:hAnsi="Malgun Gothic" w:eastAsia="Malgun Gothic"/>
                 <w:b w:val="0"/>
-                <w:sz w:val="15"/>
+                <w:sz w:val="14"/>
               </w:rPr>
-              <w:t>동일 성분·효능군 중복 경고</w:t>
+              <w:t>동일 성분·효능군 중복</w:t>
             </w:r>
           </w:p>
         </w:tc>
         <w:tc>
           <w:tcPr>
-            <w:tcW w:type="dxa" w:w="737"/>
+            <w:tcW w:type="dxa" w:w="709"/>
             <w:vAlign w:val="center"/>
           </w:tcPr>
           <w:p>
-            <w:pPr>
-              <w:jc w:val="left"/>
-            </w:pPr>
             <w:r/>
             <w:r>
               <w:rPr>
                 <w:rFonts w:ascii="Malgun Gothic" w:hAnsi="Malgun Gothic" w:eastAsia="Malgun Gothic"/>
                 <w:b w:val="0"/>
-                <w:sz w:val="15"/>
+                <w:sz w:val="14"/>
               </w:rPr>
             </w:r>
           </w:p>
         </w:tc>
         <w:tc>
           <w:tcPr>
-            <w:tcW w:type="dxa" w:w="737"/>
+            <w:tcW w:type="dxa" w:w="709"/>
             <w:vAlign w:val="center"/>
           </w:tcPr>
           <w:p>
-            <w:pPr>
-              <w:jc w:val="left"/>
-            </w:pPr>
             <w:r/>
             <w:r>
               <w:rPr>
                 <w:rFonts w:ascii="Malgun Gothic" w:hAnsi="Malgun Gothic" w:eastAsia="Malgun Gothic"/>
                 <w:b w:val="0"/>
-                <w:sz w:val="15"/>
+                <w:sz w:val="14"/>
               </w:rPr>
             </w:r>
           </w:p>
         </w:tc>
         <w:tc>
           <w:tcPr>
-            <w:tcW w:type="dxa" w:w="737"/>
+            <w:tcW w:type="dxa" w:w="709"/>
             <w:vAlign w:val="center"/>
           </w:tcPr>
           <w:p>
-            <w:pPr>
-              <w:jc w:val="left"/>
-            </w:pPr>
             <w:r/>
             <w:r>
               <w:rPr>
                 <w:rFonts w:ascii="Malgun Gothic" w:hAnsi="Malgun Gothic" w:eastAsia="Malgun Gothic"/>
                 <w:b w:val="0"/>
-                <w:sz w:val="15"/>
+                <w:sz w:val="14"/>
               </w:rPr>
             </w:r>
           </w:p>
         </w:tc>
         <w:tc>
           <w:tcPr>
-            <w:tcW w:type="dxa" w:w="737"/>
+            <w:tcW w:type="dxa" w:w="709"/>
             <w:vAlign w:val="center"/>
           </w:tcPr>
           <w:p>
-            <w:pPr>
-              <w:jc w:val="left"/>
-            </w:pPr>
             <w:r/>
             <w:r>
               <w:rPr>
                 <w:rFonts w:ascii="Malgun Gothic" w:hAnsi="Malgun Gothic" w:eastAsia="Malgun Gothic"/>
                 <w:b w:val="0"/>
-                <w:sz w:val="15"/>
+                <w:sz w:val="14"/>
               </w:rPr>
               <w:t>●</w:t>
             </w:r>
@@ -2814,38 +2236,32 @@
         </w:tc>
         <w:tc>
           <w:tcPr>
-            <w:tcW w:type="dxa" w:w="850"/>
+            <w:tcW w:type="dxa" w:w="822"/>
             <w:vAlign w:val="center"/>
           </w:tcPr>
           <w:p>
-            <w:pPr>
-              <w:jc w:val="left"/>
-            </w:pPr>
             <w:r/>
             <w:r>
               <w:rPr>
                 <w:rFonts w:ascii="Malgun Gothic" w:hAnsi="Malgun Gothic" w:eastAsia="Malgun Gothic"/>
                 <w:b w:val="0"/>
-                <w:sz w:val="15"/>
+                <w:sz w:val="14"/>
               </w:rPr>
             </w:r>
           </w:p>
         </w:tc>
         <w:tc>
           <w:tcPr>
-            <w:tcW w:type="dxa" w:w="850"/>
+            <w:tcW w:type="dxa" w:w="822"/>
             <w:vAlign w:val="center"/>
           </w:tcPr>
           <w:p>
-            <w:pPr>
-              <w:jc w:val="left"/>
-            </w:pPr>
             <w:r/>
             <w:r>
               <w:rPr>
                 <w:rFonts w:ascii="Malgun Gothic" w:hAnsi="Malgun Gothic" w:eastAsia="Malgun Gothic"/>
                 <w:b w:val="0"/>
-                <w:sz w:val="15"/>
+                <w:sz w:val="14"/>
               </w:rPr>
             </w:r>
           </w:p>
@@ -2854,19 +2270,16 @@
       <w:tr>
         <w:tc>
           <w:tcPr>
-            <w:tcW w:type="dxa" w:w="1304"/>
+            <w:tcW w:type="dxa" w:w="1247"/>
             <w:vAlign w:val="center"/>
           </w:tcPr>
           <w:p>
-            <w:pPr>
-              <w:jc w:val="left"/>
-            </w:pPr>
             <w:r/>
             <w:r>
               <w:rPr>
                 <w:rFonts w:ascii="Malgun Gothic" w:hAnsi="Malgun Gothic" w:eastAsia="Malgun Gothic"/>
                 <w:b w:val="0"/>
-                <w:sz w:val="15"/>
+                <w:sz w:val="14"/>
               </w:rPr>
               <w:t>REQ-F-015</w:t>
             </w:r>
@@ -2874,96 +2287,81 @@
         </w:tc>
         <w:tc>
           <w:tcPr>
-            <w:tcW w:type="dxa" w:w="2098"/>
+            <w:tcW w:type="dxa" w:w="2381"/>
             <w:vAlign w:val="center"/>
           </w:tcPr>
           <w:p>
-            <w:pPr>
-              <w:jc w:val="left"/>
-            </w:pPr>
             <w:r/>
             <w:r>
               <w:rPr>
                 <w:rFonts w:ascii="Malgun Gothic" w:hAnsi="Malgun Gothic" w:eastAsia="Malgun Gothic"/>
                 <w:b w:val="0"/>
-                <w:sz w:val="15"/>
+                <w:sz w:val="14"/>
               </w:rPr>
-              <w:t>해외 동일 성분 제품 조회</w:t>
+              <w:t>해외 동일 성분 제품</w:t>
             </w:r>
           </w:p>
         </w:tc>
         <w:tc>
           <w:tcPr>
-            <w:tcW w:type="dxa" w:w="737"/>
+            <w:tcW w:type="dxa" w:w="709"/>
             <w:vAlign w:val="center"/>
           </w:tcPr>
           <w:p>
-            <w:pPr>
-              <w:jc w:val="left"/>
-            </w:pPr>
             <w:r/>
             <w:r>
               <w:rPr>
                 <w:rFonts w:ascii="Malgun Gothic" w:hAnsi="Malgun Gothic" w:eastAsia="Malgun Gothic"/>
                 <w:b w:val="0"/>
-                <w:sz w:val="15"/>
+                <w:sz w:val="14"/>
               </w:rPr>
             </w:r>
           </w:p>
         </w:tc>
         <w:tc>
           <w:tcPr>
-            <w:tcW w:type="dxa" w:w="737"/>
+            <w:tcW w:type="dxa" w:w="709"/>
             <w:vAlign w:val="center"/>
           </w:tcPr>
           <w:p>
-            <w:pPr>
-              <w:jc w:val="left"/>
-            </w:pPr>
             <w:r/>
             <w:r>
               <w:rPr>
                 <w:rFonts w:ascii="Malgun Gothic" w:hAnsi="Malgun Gothic" w:eastAsia="Malgun Gothic"/>
                 <w:b w:val="0"/>
-                <w:sz w:val="15"/>
+                <w:sz w:val="14"/>
               </w:rPr>
             </w:r>
           </w:p>
         </w:tc>
         <w:tc>
           <w:tcPr>
-            <w:tcW w:type="dxa" w:w="737"/>
+            <w:tcW w:type="dxa" w:w="709"/>
             <w:vAlign w:val="center"/>
           </w:tcPr>
           <w:p>
-            <w:pPr>
-              <w:jc w:val="left"/>
-            </w:pPr>
             <w:r/>
             <w:r>
               <w:rPr>
                 <w:rFonts w:ascii="Malgun Gothic" w:hAnsi="Malgun Gothic" w:eastAsia="Malgun Gothic"/>
                 <w:b w:val="0"/>
-                <w:sz w:val="15"/>
+                <w:sz w:val="14"/>
               </w:rPr>
             </w:r>
           </w:p>
         </w:tc>
         <w:tc>
           <w:tcPr>
-            <w:tcW w:type="dxa" w:w="737"/>
+            <w:tcW w:type="dxa" w:w="709"/>
             <w:vAlign w:val="center"/>
           </w:tcPr>
           <w:p>
-            <w:pPr>
-              <w:jc w:val="left"/>
-            </w:pPr>
             <w:r/>
             <w:r>
               <w:rPr>
                 <w:rFonts w:ascii="Malgun Gothic" w:hAnsi="Malgun Gothic" w:eastAsia="Malgun Gothic"/>
                 <w:b w:val="0"/>
-                <w:sz w:val="15"/>
+                <w:sz w:val="14"/>
               </w:rPr>
               <w:t>●</w:t>
             </w:r>
@@ -2971,38 +2369,32 @@
         </w:tc>
         <w:tc>
           <w:tcPr>
-            <w:tcW w:type="dxa" w:w="850"/>
+            <w:tcW w:type="dxa" w:w="822"/>
             <w:vAlign w:val="center"/>
           </w:tcPr>
           <w:p>
-            <w:pPr>
-              <w:jc w:val="left"/>
-            </w:pPr>
             <w:r/>
             <w:r>
               <w:rPr>
                 <w:rFonts w:ascii="Malgun Gothic" w:hAnsi="Malgun Gothic" w:eastAsia="Malgun Gothic"/>
                 <w:b w:val="0"/>
-                <w:sz w:val="15"/>
+                <w:sz w:val="14"/>
               </w:rPr>
             </w:r>
           </w:p>
         </w:tc>
         <w:tc>
           <w:tcPr>
-            <w:tcW w:type="dxa" w:w="850"/>
+            <w:tcW w:type="dxa" w:w="822"/>
             <w:vAlign w:val="center"/>
           </w:tcPr>
           <w:p>
-            <w:pPr>
-              <w:jc w:val="left"/>
-            </w:pPr>
             <w:r/>
             <w:r>
               <w:rPr>
                 <w:rFonts w:ascii="Malgun Gothic" w:hAnsi="Malgun Gothic" w:eastAsia="Malgun Gothic"/>
                 <w:b w:val="0"/>
-                <w:sz w:val="15"/>
+                <w:sz w:val="14"/>
               </w:rPr>
             </w:r>
           </w:p>
@@ -3011,19 +2403,16 @@
       <w:tr>
         <w:tc>
           <w:tcPr>
-            <w:tcW w:type="dxa" w:w="1304"/>
+            <w:tcW w:type="dxa" w:w="1247"/>
             <w:vAlign w:val="center"/>
           </w:tcPr>
           <w:p>
-            <w:pPr>
-              <w:jc w:val="left"/>
-            </w:pPr>
             <w:r/>
             <w:r>
               <w:rPr>
                 <w:rFonts w:ascii="Malgun Gothic" w:hAnsi="Malgun Gothic" w:eastAsia="Malgun Gothic"/>
                 <w:b w:val="0"/>
-                <w:sz w:val="15"/>
+                <w:sz w:val="14"/>
               </w:rPr>
               <w:t>REQ-N-001</w:t>
             </w:r>
@@ -3031,19 +2420,16 @@
         </w:tc>
         <w:tc>
           <w:tcPr>
-            <w:tcW w:type="dxa" w:w="2098"/>
+            <w:tcW w:type="dxa" w:w="2381"/>
             <w:vAlign w:val="center"/>
           </w:tcPr>
           <w:p>
-            <w:pPr>
-              <w:jc w:val="left"/>
-            </w:pPr>
             <w:r/>
             <w:r>
               <w:rPr>
                 <w:rFonts w:ascii="Malgun Gothic" w:hAnsi="Malgun Gothic" w:eastAsia="Malgun Gothic"/>
                 <w:b w:val="0"/>
-                <w:sz w:val="15"/>
+                <w:sz w:val="14"/>
               </w:rPr>
               <w:t>외부 API 장애 대응</w:t>
             </w:r>
@@ -3051,57 +2437,48 @@
         </w:tc>
         <w:tc>
           <w:tcPr>
-            <w:tcW w:type="dxa" w:w="737"/>
+            <w:tcW w:type="dxa" w:w="709"/>
             <w:vAlign w:val="center"/>
           </w:tcPr>
           <w:p>
-            <w:pPr>
-              <w:jc w:val="left"/>
-            </w:pPr>
             <w:r/>
             <w:r>
               <w:rPr>
                 <w:rFonts w:ascii="Malgun Gothic" w:hAnsi="Malgun Gothic" w:eastAsia="Malgun Gothic"/>
                 <w:b w:val="0"/>
-                <w:sz w:val="15"/>
+                <w:sz w:val="14"/>
               </w:rPr>
             </w:r>
           </w:p>
         </w:tc>
         <w:tc>
           <w:tcPr>
-            <w:tcW w:type="dxa" w:w="737"/>
+            <w:tcW w:type="dxa" w:w="709"/>
             <w:vAlign w:val="center"/>
           </w:tcPr>
           <w:p>
-            <w:pPr>
-              <w:jc w:val="left"/>
-            </w:pPr>
             <w:r/>
             <w:r>
               <w:rPr>
                 <w:rFonts w:ascii="Malgun Gothic" w:hAnsi="Malgun Gothic" w:eastAsia="Malgun Gothic"/>
                 <w:b w:val="0"/>
-                <w:sz w:val="15"/>
+                <w:sz w:val="14"/>
               </w:rPr>
             </w:r>
           </w:p>
         </w:tc>
         <w:tc>
           <w:tcPr>
-            <w:tcW w:type="dxa" w:w="737"/>
+            <w:tcW w:type="dxa" w:w="709"/>
             <w:vAlign w:val="center"/>
           </w:tcPr>
           <w:p>
-            <w:pPr>
-              <w:jc w:val="left"/>
-            </w:pPr>
             <w:r/>
             <w:r>
               <w:rPr>
                 <w:rFonts w:ascii="Malgun Gothic" w:hAnsi="Malgun Gothic" w:eastAsia="Malgun Gothic"/>
                 <w:b w:val="0"/>
-                <w:sz w:val="15"/>
+                <w:sz w:val="14"/>
               </w:rPr>
               <w:t>●</w:t>
             </w:r>
@@ -3109,19 +2486,16 @@
         </w:tc>
         <w:tc>
           <w:tcPr>
-            <w:tcW w:type="dxa" w:w="737"/>
+            <w:tcW w:type="dxa" w:w="709"/>
             <w:vAlign w:val="center"/>
           </w:tcPr>
           <w:p>
-            <w:pPr>
-              <w:jc w:val="left"/>
-            </w:pPr>
             <w:r/>
             <w:r>
               <w:rPr>
                 <w:rFonts w:ascii="Malgun Gothic" w:hAnsi="Malgun Gothic" w:eastAsia="Malgun Gothic"/>
                 <w:b w:val="0"/>
-                <w:sz w:val="15"/>
+                <w:sz w:val="14"/>
               </w:rPr>
               <w:t>●</w:t>
             </w:r>
@@ -3129,38 +2503,32 @@
         </w:tc>
         <w:tc>
           <w:tcPr>
-            <w:tcW w:type="dxa" w:w="850"/>
+            <w:tcW w:type="dxa" w:w="822"/>
             <w:vAlign w:val="center"/>
           </w:tcPr>
           <w:p>
-            <w:pPr>
-              <w:jc w:val="left"/>
-            </w:pPr>
             <w:r/>
             <w:r>
               <w:rPr>
                 <w:rFonts w:ascii="Malgun Gothic" w:hAnsi="Malgun Gothic" w:eastAsia="Malgun Gothic"/>
                 <w:b w:val="0"/>
-                <w:sz w:val="15"/>
+                <w:sz w:val="14"/>
               </w:rPr>
             </w:r>
           </w:p>
         </w:tc>
         <w:tc>
           <w:tcPr>
-            <w:tcW w:type="dxa" w:w="850"/>
+            <w:tcW w:type="dxa" w:w="822"/>
             <w:vAlign w:val="center"/>
           </w:tcPr>
           <w:p>
-            <w:pPr>
-              <w:jc w:val="left"/>
-            </w:pPr>
             <w:r/>
             <w:r>
               <w:rPr>
                 <w:rFonts w:ascii="Malgun Gothic" w:hAnsi="Malgun Gothic" w:eastAsia="Malgun Gothic"/>
                 <w:b w:val="0"/>
-                <w:sz w:val="15"/>
+                <w:sz w:val="14"/>
               </w:rPr>
             </w:r>
           </w:p>
@@ -3169,19 +2537,16 @@
       <w:tr>
         <w:tc>
           <w:tcPr>
-            <w:tcW w:type="dxa" w:w="1304"/>
+            <w:tcW w:type="dxa" w:w="1247"/>
             <w:vAlign w:val="center"/>
           </w:tcPr>
           <w:p>
-            <w:pPr>
-              <w:jc w:val="left"/>
-            </w:pPr>
             <w:r/>
             <w:r>
               <w:rPr>
                 <w:rFonts w:ascii="Malgun Gothic" w:hAnsi="Malgun Gothic" w:eastAsia="Malgun Gothic"/>
                 <w:b w:val="0"/>
-                <w:sz w:val="15"/>
+                <w:sz w:val="14"/>
               </w:rPr>
               <w:t>REQ-N-002</w:t>
             </w:r>
@@ -3189,19 +2554,16 @@
         </w:tc>
         <w:tc>
           <w:tcPr>
-            <w:tcW w:type="dxa" w:w="2098"/>
+            <w:tcW w:type="dxa" w:w="2381"/>
             <w:vAlign w:val="center"/>
           </w:tcPr>
           <w:p>
-            <w:pPr>
-              <w:jc w:val="left"/>
-            </w:pPr>
             <w:r/>
             <w:r>
               <w:rPr>
                 <w:rFonts w:ascii="Malgun Gothic" w:hAnsi="Malgun Gothic" w:eastAsia="Malgun Gothic"/>
                 <w:b w:val="0"/>
-                <w:sz w:val="15"/>
+                <w:sz w:val="14"/>
               </w:rPr>
               <w:t>인증 보안</w:t>
             </w:r>
@@ -3209,19 +2571,16 @@
         </w:tc>
         <w:tc>
           <w:tcPr>
-            <w:tcW w:type="dxa" w:w="737"/>
+            <w:tcW w:type="dxa" w:w="709"/>
             <w:vAlign w:val="center"/>
           </w:tcPr>
           <w:p>
-            <w:pPr>
-              <w:jc w:val="left"/>
-            </w:pPr>
             <w:r/>
             <w:r>
               <w:rPr>
                 <w:rFonts w:ascii="Malgun Gothic" w:hAnsi="Malgun Gothic" w:eastAsia="Malgun Gothic"/>
                 <w:b w:val="0"/>
-                <w:sz w:val="15"/>
+                <w:sz w:val="14"/>
               </w:rPr>
               <w:t>●</w:t>
             </w:r>
@@ -3229,19 +2588,16 @@
         </w:tc>
         <w:tc>
           <w:tcPr>
-            <w:tcW w:type="dxa" w:w="737"/>
+            <w:tcW w:type="dxa" w:w="709"/>
             <w:vAlign w:val="center"/>
           </w:tcPr>
           <w:p>
-            <w:pPr>
-              <w:jc w:val="left"/>
-            </w:pPr>
             <w:r/>
             <w:r>
               <w:rPr>
                 <w:rFonts w:ascii="Malgun Gothic" w:hAnsi="Malgun Gothic" w:eastAsia="Malgun Gothic"/>
                 <w:b w:val="0"/>
-                <w:sz w:val="15"/>
+                <w:sz w:val="14"/>
               </w:rPr>
               <w:t>●</w:t>
             </w:r>
@@ -3249,57 +2605,48 @@
         </w:tc>
         <w:tc>
           <w:tcPr>
-            <w:tcW w:type="dxa" w:w="737"/>
+            <w:tcW w:type="dxa" w:w="709"/>
             <w:vAlign w:val="center"/>
           </w:tcPr>
           <w:p>
-            <w:pPr>
-              <w:jc w:val="left"/>
-            </w:pPr>
             <w:r/>
             <w:r>
               <w:rPr>
                 <w:rFonts w:ascii="Malgun Gothic" w:hAnsi="Malgun Gothic" w:eastAsia="Malgun Gothic"/>
                 <w:b w:val="0"/>
-                <w:sz w:val="15"/>
+                <w:sz w:val="14"/>
               </w:rPr>
             </w:r>
           </w:p>
         </w:tc>
         <w:tc>
           <w:tcPr>
-            <w:tcW w:type="dxa" w:w="737"/>
+            <w:tcW w:type="dxa" w:w="709"/>
             <w:vAlign w:val="center"/>
           </w:tcPr>
           <w:p>
-            <w:pPr>
-              <w:jc w:val="left"/>
-            </w:pPr>
             <w:r/>
             <w:r>
               <w:rPr>
                 <w:rFonts w:ascii="Malgun Gothic" w:hAnsi="Malgun Gothic" w:eastAsia="Malgun Gothic"/>
                 <w:b w:val="0"/>
-                <w:sz w:val="15"/>
+                <w:sz w:val="14"/>
               </w:rPr>
             </w:r>
           </w:p>
         </w:tc>
         <w:tc>
           <w:tcPr>
-            <w:tcW w:type="dxa" w:w="850"/>
+            <w:tcW w:type="dxa" w:w="822"/>
             <w:vAlign w:val="center"/>
           </w:tcPr>
           <w:p>
-            <w:pPr>
-              <w:jc w:val="left"/>
-            </w:pPr>
             <w:r/>
             <w:r>
               <w:rPr>
                 <w:rFonts w:ascii="Malgun Gothic" w:hAnsi="Malgun Gothic" w:eastAsia="Malgun Gothic"/>
                 <w:b w:val="0"/>
-                <w:sz w:val="15"/>
+                <w:sz w:val="14"/>
               </w:rPr>
               <w:t>●</w:t>
             </w:r>
@@ -3307,19 +2654,16 @@
         </w:tc>
         <w:tc>
           <w:tcPr>
-            <w:tcW w:type="dxa" w:w="850"/>
+            <w:tcW w:type="dxa" w:w="822"/>
             <w:vAlign w:val="center"/>
           </w:tcPr>
           <w:p>
-            <w:pPr>
-              <w:jc w:val="left"/>
-            </w:pPr>
             <w:r/>
             <w:r>
               <w:rPr>
                 <w:rFonts w:ascii="Malgun Gothic" w:hAnsi="Malgun Gothic" w:eastAsia="Malgun Gothic"/>
                 <w:b w:val="0"/>
-                <w:sz w:val="15"/>
+                <w:sz w:val="14"/>
               </w:rPr>
               <w:t>●</w:t>
             </w:r>
@@ -3329,19 +2673,16 @@
       <w:tr>
         <w:tc>
           <w:tcPr>
-            <w:tcW w:type="dxa" w:w="1304"/>
+            <w:tcW w:type="dxa" w:w="1247"/>
             <w:vAlign w:val="center"/>
           </w:tcPr>
           <w:p>
-            <w:pPr>
-              <w:jc w:val="left"/>
-            </w:pPr>
             <w:r/>
             <w:r>
               <w:rPr>
                 <w:rFonts w:ascii="Malgun Gothic" w:hAnsi="Malgun Gothic" w:eastAsia="Malgun Gothic"/>
                 <w:b w:val="0"/>
-                <w:sz w:val="15"/>
+                <w:sz w:val="14"/>
               </w:rPr>
               <w:t>REQ-N-003</w:t>
             </w:r>
@@ -3349,19 +2690,16 @@
         </w:tc>
         <w:tc>
           <w:tcPr>
-            <w:tcW w:type="dxa" w:w="2098"/>
+            <w:tcW w:type="dxa" w:w="2381"/>
             <w:vAlign w:val="center"/>
           </w:tcPr>
           <w:p>
-            <w:pPr>
-              <w:jc w:val="left"/>
-            </w:pPr>
             <w:r/>
             <w:r>
               <w:rPr>
                 <w:rFonts w:ascii="Malgun Gothic" w:hAnsi="Malgun Gothic" w:eastAsia="Malgun Gothic"/>
                 <w:b w:val="0"/>
-                <w:sz w:val="15"/>
+                <w:sz w:val="14"/>
               </w:rPr>
               <w:t>응답 성능</w:t>
             </w:r>
@@ -3369,57 +2707,48 @@
         </w:tc>
         <w:tc>
           <w:tcPr>
-            <w:tcW w:type="dxa" w:w="737"/>
+            <w:tcW w:type="dxa" w:w="709"/>
             <w:vAlign w:val="center"/>
           </w:tcPr>
           <w:p>
-            <w:pPr>
-              <w:jc w:val="left"/>
-            </w:pPr>
             <w:r/>
             <w:r>
               <w:rPr>
                 <w:rFonts w:ascii="Malgun Gothic" w:hAnsi="Malgun Gothic" w:eastAsia="Malgun Gothic"/>
                 <w:b w:val="0"/>
-                <w:sz w:val="15"/>
+                <w:sz w:val="14"/>
               </w:rPr>
             </w:r>
           </w:p>
         </w:tc>
         <w:tc>
           <w:tcPr>
-            <w:tcW w:type="dxa" w:w="737"/>
+            <w:tcW w:type="dxa" w:w="709"/>
             <w:vAlign w:val="center"/>
           </w:tcPr>
           <w:p>
-            <w:pPr>
-              <w:jc w:val="left"/>
-            </w:pPr>
             <w:r/>
             <w:r>
               <w:rPr>
                 <w:rFonts w:ascii="Malgun Gothic" w:hAnsi="Malgun Gothic" w:eastAsia="Malgun Gothic"/>
                 <w:b w:val="0"/>
-                <w:sz w:val="15"/>
+                <w:sz w:val="14"/>
               </w:rPr>
             </w:r>
           </w:p>
         </w:tc>
         <w:tc>
           <w:tcPr>
-            <w:tcW w:type="dxa" w:w="737"/>
+            <w:tcW w:type="dxa" w:w="709"/>
             <w:vAlign w:val="center"/>
           </w:tcPr>
           <w:p>
-            <w:pPr>
-              <w:jc w:val="left"/>
-            </w:pPr>
             <w:r/>
             <w:r>
               <w:rPr>
                 <w:rFonts w:ascii="Malgun Gothic" w:hAnsi="Malgun Gothic" w:eastAsia="Malgun Gothic"/>
                 <w:b w:val="0"/>
-                <w:sz w:val="15"/>
+                <w:sz w:val="14"/>
               </w:rPr>
               <w:t>●</w:t>
             </w:r>
@@ -3427,19 +2756,16 @@
         </w:tc>
         <w:tc>
           <w:tcPr>
-            <w:tcW w:type="dxa" w:w="737"/>
+            <w:tcW w:type="dxa" w:w="709"/>
             <w:vAlign w:val="center"/>
           </w:tcPr>
           <w:p>
-            <w:pPr>
-              <w:jc w:val="left"/>
-            </w:pPr>
             <w:r/>
             <w:r>
               <w:rPr>
                 <w:rFonts w:ascii="Malgun Gothic" w:hAnsi="Malgun Gothic" w:eastAsia="Malgun Gothic"/>
                 <w:b w:val="0"/>
-                <w:sz w:val="15"/>
+                <w:sz w:val="14"/>
               </w:rPr>
               <w:t>●</w:t>
             </w:r>
@@ -3447,38 +2773,32 @@
         </w:tc>
         <w:tc>
           <w:tcPr>
-            <w:tcW w:type="dxa" w:w="850"/>
+            <w:tcW w:type="dxa" w:w="822"/>
             <w:vAlign w:val="center"/>
           </w:tcPr>
           <w:p>
-            <w:pPr>
-              <w:jc w:val="left"/>
-            </w:pPr>
             <w:r/>
             <w:r>
               <w:rPr>
                 <w:rFonts w:ascii="Malgun Gothic" w:hAnsi="Malgun Gothic" w:eastAsia="Malgun Gothic"/>
                 <w:b w:val="0"/>
-                <w:sz w:val="15"/>
+                <w:sz w:val="14"/>
               </w:rPr>
             </w:r>
           </w:p>
         </w:tc>
         <w:tc>
           <w:tcPr>
-            <w:tcW w:type="dxa" w:w="850"/>
+            <w:tcW w:type="dxa" w:w="822"/>
             <w:vAlign w:val="center"/>
           </w:tcPr>
           <w:p>
-            <w:pPr>
-              <w:jc w:val="left"/>
-            </w:pPr>
             <w:r/>
             <w:r>
               <w:rPr>
                 <w:rFonts w:ascii="Malgun Gothic" w:hAnsi="Malgun Gothic" w:eastAsia="Malgun Gothic"/>
                 <w:b w:val="0"/>
-                <w:sz w:val="15"/>
+                <w:sz w:val="14"/>
               </w:rPr>
             </w:r>
           </w:p>
@@ -3487,19 +2807,16 @@
       <w:tr>
         <w:tc>
           <w:tcPr>
-            <w:tcW w:type="dxa" w:w="1304"/>
+            <w:tcW w:type="dxa" w:w="1247"/>
             <w:vAlign w:val="center"/>
           </w:tcPr>
           <w:p>
-            <w:pPr>
-              <w:jc w:val="left"/>
-            </w:pPr>
             <w:r/>
             <w:r>
               <w:rPr>
                 <w:rFonts w:ascii="Malgun Gothic" w:hAnsi="Malgun Gothic" w:eastAsia="Malgun Gothic"/>
                 <w:b w:val="0"/>
-                <w:sz w:val="15"/>
+                <w:sz w:val="14"/>
               </w:rPr>
               <w:t>REQ-N-004</w:t>
             </w:r>
@@ -3507,96 +2824,81 @@
         </w:tc>
         <w:tc>
           <w:tcPr>
-            <w:tcW w:type="dxa" w:w="2098"/>
+            <w:tcW w:type="dxa" w:w="2381"/>
             <w:vAlign w:val="center"/>
           </w:tcPr>
           <w:p>
-            <w:pPr>
-              <w:jc w:val="left"/>
-            </w:pPr>
             <w:r/>
             <w:r>
               <w:rPr>
                 <w:rFonts w:ascii="Malgun Gothic" w:hAnsi="Malgun Gothic" w:eastAsia="Malgun Gothic"/>
                 <w:b w:val="0"/>
-                <w:sz w:val="15"/>
+                <w:sz w:val="14"/>
               </w:rPr>
-              <w:t>데이터 매핑 예외 처리</w:t>
+              <w:t>데이터 매핑 예외</w:t>
             </w:r>
           </w:p>
         </w:tc>
         <w:tc>
           <w:tcPr>
-            <w:tcW w:type="dxa" w:w="737"/>
+            <w:tcW w:type="dxa" w:w="709"/>
             <w:vAlign w:val="center"/>
           </w:tcPr>
           <w:p>
-            <w:pPr>
-              <w:jc w:val="left"/>
-            </w:pPr>
             <w:r/>
             <w:r>
               <w:rPr>
                 <w:rFonts w:ascii="Malgun Gothic" w:hAnsi="Malgun Gothic" w:eastAsia="Malgun Gothic"/>
                 <w:b w:val="0"/>
-                <w:sz w:val="15"/>
+                <w:sz w:val="14"/>
               </w:rPr>
             </w:r>
           </w:p>
         </w:tc>
         <w:tc>
           <w:tcPr>
-            <w:tcW w:type="dxa" w:w="737"/>
+            <w:tcW w:type="dxa" w:w="709"/>
             <w:vAlign w:val="center"/>
           </w:tcPr>
           <w:p>
-            <w:pPr>
-              <w:jc w:val="left"/>
-            </w:pPr>
             <w:r/>
             <w:r>
               <w:rPr>
                 <w:rFonts w:ascii="Malgun Gothic" w:hAnsi="Malgun Gothic" w:eastAsia="Malgun Gothic"/>
                 <w:b w:val="0"/>
-                <w:sz w:val="15"/>
+                <w:sz w:val="14"/>
               </w:rPr>
             </w:r>
           </w:p>
         </w:tc>
         <w:tc>
           <w:tcPr>
-            <w:tcW w:type="dxa" w:w="737"/>
+            <w:tcW w:type="dxa" w:w="709"/>
             <w:vAlign w:val="center"/>
           </w:tcPr>
           <w:p>
-            <w:pPr>
-              <w:jc w:val="left"/>
-            </w:pPr>
             <w:r/>
             <w:r>
               <w:rPr>
                 <w:rFonts w:ascii="Malgun Gothic" w:hAnsi="Malgun Gothic" w:eastAsia="Malgun Gothic"/>
                 <w:b w:val="0"/>
-                <w:sz w:val="15"/>
+                <w:sz w:val="14"/>
               </w:rPr>
             </w:r>
           </w:p>
         </w:tc>
         <w:tc>
           <w:tcPr>
-            <w:tcW w:type="dxa" w:w="737"/>
+            <w:tcW w:type="dxa" w:w="709"/>
             <w:vAlign w:val="center"/>
           </w:tcPr>
           <w:p>
-            <w:pPr>
-              <w:jc w:val="left"/>
-            </w:pPr>
             <w:r/>
             <w:r>
               <w:rPr>
                 <w:rFonts w:ascii="Malgun Gothic" w:hAnsi="Malgun Gothic" w:eastAsia="Malgun Gothic"/>
                 <w:b w:val="0"/>
-                <w:sz w:val="15"/>
+                <w:sz w:val="14"/>
               </w:rPr>
               <w:t>●</w:t>
             </w:r>
@@ -3604,38 +2906,32 @@
         </w:tc>
         <w:tc>
           <w:tcPr>
-            <w:tcW w:type="dxa" w:w="850"/>
+            <w:tcW w:type="dxa" w:w="822"/>
             <w:vAlign w:val="center"/>
           </w:tcPr>
           <w:p>
-            <w:pPr>
-              <w:jc w:val="left"/>
-            </w:pPr>
             <w:r/>
             <w:r>
               <w:rPr>
                 <w:rFonts w:ascii="Malgun Gothic" w:hAnsi="Malgun Gothic" w:eastAsia="Malgun Gothic"/>
                 <w:b w:val="0"/>
-                <w:sz w:val="15"/>
+                <w:sz w:val="14"/>
               </w:rPr>
             </w:r>
           </w:p>
         </w:tc>
         <w:tc>
           <w:tcPr>
-            <w:tcW w:type="dxa" w:w="850"/>
+            <w:tcW w:type="dxa" w:w="822"/>
             <w:vAlign w:val="center"/>
           </w:tcPr>
           <w:p>
-            <w:pPr>
-              <w:jc w:val="left"/>
-            </w:pPr>
             <w:r/>
             <w:r>
               <w:rPr>
                 <w:rFonts w:ascii="Malgun Gothic" w:hAnsi="Malgun Gothic" w:eastAsia="Malgun Gothic"/>
                 <w:b w:val="0"/>
-                <w:sz w:val="15"/>
+                <w:sz w:val="14"/>
               </w:rPr>
             </w:r>
           </w:p>
@@ -3644,19 +2940,16 @@
       <w:tr>
         <w:tc>
           <w:tcPr>
-            <w:tcW w:type="dxa" w:w="1304"/>
+            <w:tcW w:type="dxa" w:w="1247"/>
             <w:vAlign w:val="center"/>
           </w:tcPr>
           <w:p>
-            <w:pPr>
-              <w:jc w:val="left"/>
-            </w:pPr>
             <w:r/>
             <w:r>
               <w:rPr>
                 <w:rFonts w:ascii="Malgun Gothic" w:hAnsi="Malgun Gothic" w:eastAsia="Malgun Gothic"/>
                 <w:b w:val="0"/>
-                <w:sz w:val="15"/>
+                <w:sz w:val="14"/>
               </w:rPr>
               <w:t>REQ-N-005</w:t>
             </w:r>
@@ -3664,19 +2957,16 @@
         </w:tc>
         <w:tc>
           <w:tcPr>
-            <w:tcW w:type="dxa" w:w="2098"/>
+            <w:tcW w:type="dxa" w:w="2381"/>
             <w:vAlign w:val="center"/>
           </w:tcPr>
           <w:p>
-            <w:pPr>
-              <w:jc w:val="left"/>
-            </w:pPr>
             <w:r/>
             <w:r>
               <w:rPr>
                 <w:rFonts w:ascii="Malgun Gothic" w:hAnsi="Malgun Gothic" w:eastAsia="Malgun Gothic"/>
                 <w:b w:val="0"/>
-                <w:sz w:val="15"/>
+                <w:sz w:val="14"/>
               </w:rPr>
               <w:t>반응형 UI</w:t>
             </w:r>
@@ -3684,19 +2974,16 @@
         </w:tc>
         <w:tc>
           <w:tcPr>
-            <w:tcW w:type="dxa" w:w="737"/>
+            <w:tcW w:type="dxa" w:w="709"/>
             <w:vAlign w:val="center"/>
           </w:tcPr>
           <w:p>
-            <w:pPr>
-              <w:jc w:val="left"/>
-            </w:pPr>
             <w:r/>
             <w:r>
               <w:rPr>
                 <w:rFonts w:ascii="Malgun Gothic" w:hAnsi="Malgun Gothic" w:eastAsia="Malgun Gothic"/>
                 <w:b w:val="0"/>
-                <w:sz w:val="15"/>
+                <w:sz w:val="14"/>
               </w:rPr>
               <w:t>●</w:t>
             </w:r>
@@ -3704,19 +2991,16 @@
         </w:tc>
         <w:tc>
           <w:tcPr>
-            <w:tcW w:type="dxa" w:w="737"/>
+            <w:tcW w:type="dxa" w:w="709"/>
             <w:vAlign w:val="center"/>
           </w:tcPr>
           <w:p>
-            <w:pPr>
-              <w:jc w:val="left"/>
-            </w:pPr>
             <w:r/>
             <w:r>
               <w:rPr>
                 <w:rFonts w:ascii="Malgun Gothic" w:hAnsi="Malgun Gothic" w:eastAsia="Malgun Gothic"/>
                 <w:b w:val="0"/>
-                <w:sz w:val="15"/>
+                <w:sz w:val="14"/>
               </w:rPr>
               <w:t>●</w:t>
             </w:r>
@@ -3724,19 +3008,16 @@
         </w:tc>
         <w:tc>
           <w:tcPr>
-            <w:tcW w:type="dxa" w:w="737"/>
+            <w:tcW w:type="dxa" w:w="709"/>
             <w:vAlign w:val="center"/>
           </w:tcPr>
           <w:p>
-            <w:pPr>
-              <w:jc w:val="left"/>
-            </w:pPr>
             <w:r/>
             <w:r>
               <w:rPr>
                 <w:rFonts w:ascii="Malgun Gothic" w:hAnsi="Malgun Gothic" w:eastAsia="Malgun Gothic"/>
                 <w:b w:val="0"/>
-                <w:sz w:val="15"/>
+                <w:sz w:val="14"/>
               </w:rPr>
               <w:t>●</w:t>
             </w:r>
@@ -3744,19 +3025,16 @@
         </w:tc>
         <w:tc>
           <w:tcPr>
-            <w:tcW w:type="dxa" w:w="737"/>
+            <w:tcW w:type="dxa" w:w="709"/>
             <w:vAlign w:val="center"/>
           </w:tcPr>
           <w:p>
-            <w:pPr>
-              <w:jc w:val="left"/>
-            </w:pPr>
             <w:r/>
             <w:r>
               <w:rPr>
                 <w:rFonts w:ascii="Malgun Gothic" w:hAnsi="Malgun Gothic" w:eastAsia="Malgun Gothic"/>
                 <w:b w:val="0"/>
-                <w:sz w:val="15"/>
+                <w:sz w:val="14"/>
               </w:rPr>
               <w:t>●</w:t>
             </w:r>
@@ -3764,19 +3042,16 @@
         </w:tc>
         <w:tc>
           <w:tcPr>
-            <w:tcW w:type="dxa" w:w="850"/>
+            <w:tcW w:type="dxa" w:w="822"/>
             <w:vAlign w:val="center"/>
           </w:tcPr>
           <w:p>
-            <w:pPr>
-              <w:jc w:val="left"/>
-            </w:pPr>
             <w:r/>
             <w:r>
               <w:rPr>
                 <w:rFonts w:ascii="Malgun Gothic" w:hAnsi="Malgun Gothic" w:eastAsia="Malgun Gothic"/>
                 <w:b w:val="0"/>
-                <w:sz w:val="15"/>
+                <w:sz w:val="14"/>
               </w:rPr>
               <w:t>●</w:t>
             </w:r>
@@ -3784,19 +3059,16 @@
         </w:tc>
         <w:tc>
           <w:tcPr>
-            <w:tcW w:type="dxa" w:w="850"/>
+            <w:tcW w:type="dxa" w:w="822"/>
             <w:vAlign w:val="center"/>
           </w:tcPr>
           <w:p>
-            <w:pPr>
-              <w:jc w:val="left"/>
-            </w:pPr>
             <w:r/>
             <w:r>
               <w:rPr>
                 <w:rFonts w:ascii="Malgun Gothic" w:hAnsi="Malgun Gothic" w:eastAsia="Malgun Gothic"/>
                 <w:b w:val="0"/>
-                <w:sz w:val="15"/>
+                <w:sz w:val="14"/>
               </w:rPr>
               <w:t>●</w:t>
             </w:r>
@@ -3806,19 +3078,16 @@
       <w:tr>
         <w:tc>
           <w:tcPr>
-            <w:tcW w:type="dxa" w:w="1304"/>
+            <w:tcW w:type="dxa" w:w="1247"/>
             <w:vAlign w:val="center"/>
           </w:tcPr>
           <w:p>
-            <w:pPr>
-              <w:jc w:val="left"/>
-            </w:pPr>
             <w:r/>
             <w:r>
               <w:rPr>
                 <w:rFonts w:ascii="Malgun Gothic" w:hAnsi="Malgun Gothic" w:eastAsia="Malgun Gothic"/>
                 <w:b w:val="0"/>
-                <w:sz w:val="15"/>
+                <w:sz w:val="14"/>
               </w:rPr>
               <w:t>REQ-N-006</w:t>
             </w:r>
@@ -3826,19 +3095,16 @@
         </w:tc>
         <w:tc>
           <w:tcPr>
-            <w:tcW w:type="dxa" w:w="2098"/>
+            <w:tcW w:type="dxa" w:w="2381"/>
             <w:vAlign w:val="center"/>
           </w:tcPr>
           <w:p>
-            <w:pPr>
-              <w:jc w:val="left"/>
-            </w:pPr>
             <w:r/>
             <w:r>
               <w:rPr>
                 <w:rFonts w:ascii="Malgun Gothic" w:hAnsi="Malgun Gothic" w:eastAsia="Malgun Gothic"/>
                 <w:b w:val="0"/>
-                <w:sz w:val="15"/>
+                <w:sz w:val="14"/>
               </w:rPr>
               <w:t>로깅·모니터링</w:t>
             </w:r>
@@ -3846,57 +3112,48 @@
         </w:tc>
         <w:tc>
           <w:tcPr>
-            <w:tcW w:type="dxa" w:w="737"/>
+            <w:tcW w:type="dxa" w:w="709"/>
             <w:vAlign w:val="center"/>
           </w:tcPr>
           <w:p>
-            <w:pPr>
-              <w:jc w:val="left"/>
-            </w:pPr>
             <w:r/>
             <w:r>
               <w:rPr>
                 <w:rFonts w:ascii="Malgun Gothic" w:hAnsi="Malgun Gothic" w:eastAsia="Malgun Gothic"/>
                 <w:b w:val="0"/>
-                <w:sz w:val="15"/>
+                <w:sz w:val="14"/>
               </w:rPr>
             </w:r>
           </w:p>
         </w:tc>
         <w:tc>
           <w:tcPr>
-            <w:tcW w:type="dxa" w:w="737"/>
+            <w:tcW w:type="dxa" w:w="709"/>
             <w:vAlign w:val="center"/>
           </w:tcPr>
           <w:p>
-            <w:pPr>
-              <w:jc w:val="left"/>
-            </w:pPr>
             <w:r/>
             <w:r>
               <w:rPr>
                 <w:rFonts w:ascii="Malgun Gothic" w:hAnsi="Malgun Gothic" w:eastAsia="Malgun Gothic"/>
                 <w:b w:val="0"/>
-                <w:sz w:val="15"/>
+                <w:sz w:val="14"/>
               </w:rPr>
             </w:r>
           </w:p>
         </w:tc>
         <w:tc>
           <w:tcPr>
-            <w:tcW w:type="dxa" w:w="737"/>
+            <w:tcW w:type="dxa" w:w="709"/>
             <w:vAlign w:val="center"/>
           </w:tcPr>
           <w:p>
-            <w:pPr>
-              <w:jc w:val="left"/>
-            </w:pPr>
             <w:r/>
             <w:r>
               <w:rPr>
                 <w:rFonts w:ascii="Malgun Gothic" w:hAnsi="Malgun Gothic" w:eastAsia="Malgun Gothic"/>
                 <w:b w:val="0"/>
-                <w:sz w:val="15"/>
+                <w:sz w:val="14"/>
               </w:rPr>
               <w:t>●</w:t>
             </w:r>
@@ -3904,19 +3161,16 @@
         </w:tc>
         <w:tc>
           <w:tcPr>
-            <w:tcW w:type="dxa" w:w="737"/>
+            <w:tcW w:type="dxa" w:w="709"/>
             <w:vAlign w:val="center"/>
           </w:tcPr>
           <w:p>
-            <w:pPr>
-              <w:jc w:val="left"/>
-            </w:pPr>
             <w:r/>
             <w:r>
               <w:rPr>
                 <w:rFonts w:ascii="Malgun Gothic" w:hAnsi="Malgun Gothic" w:eastAsia="Malgun Gothic"/>
                 <w:b w:val="0"/>
-                <w:sz w:val="15"/>
+                <w:sz w:val="14"/>
               </w:rPr>
               <w:t>●</w:t>
             </w:r>
@@ -3924,19 +3178,16 @@
         </w:tc>
         <w:tc>
           <w:tcPr>
-            <w:tcW w:type="dxa" w:w="850"/>
+            <w:tcW w:type="dxa" w:w="822"/>
             <w:vAlign w:val="center"/>
           </w:tcPr>
           <w:p>
-            <w:pPr>
-              <w:jc w:val="left"/>
-            </w:pPr>
             <w:r/>
             <w:r>
               <w:rPr>
                 <w:rFonts w:ascii="Malgun Gothic" w:hAnsi="Malgun Gothic" w:eastAsia="Malgun Gothic"/>
                 <w:b w:val="0"/>
-                <w:sz w:val="15"/>
+                <w:sz w:val="14"/>
               </w:rPr>
               <w:t>●</w:t>
             </w:r>
@@ -3944,19 +3195,16 @@
         </w:tc>
         <w:tc>
           <w:tcPr>
-            <w:tcW w:type="dxa" w:w="850"/>
+            <w:tcW w:type="dxa" w:w="822"/>
             <w:vAlign w:val="center"/>
           </w:tcPr>
           <w:p>
-            <w:pPr>
-              <w:jc w:val="left"/>
-            </w:pPr>
             <w:r/>
             <w:r>
               <w:rPr>
                 <w:rFonts w:ascii="Malgun Gothic" w:hAnsi="Malgun Gothic" w:eastAsia="Malgun Gothic"/>
                 <w:b w:val="0"/>
-                <w:sz w:val="15"/>
+                <w:sz w:val="14"/>
               </w:rPr>
             </w:r>
           </w:p>
@@ -3965,19 +3213,16 @@
       <w:tr>
         <w:tc>
           <w:tcPr>
-            <w:tcW w:type="dxa" w:w="1304"/>
+            <w:tcW w:type="dxa" w:w="1247"/>
             <w:vAlign w:val="center"/>
           </w:tcPr>
           <w:p>
-            <w:pPr>
-              <w:jc w:val="left"/>
-            </w:pPr>
             <w:r/>
             <w:r>
               <w:rPr>
                 <w:rFonts w:ascii="Malgun Gothic" w:hAnsi="Malgun Gothic" w:eastAsia="Malgun Gothic"/>
                 <w:b w:val="0"/>
-                <w:sz w:val="15"/>
+                <w:sz w:val="14"/>
               </w:rPr>
               <w:t>REQ-N-007</w:t>
             </w:r>
@@ -3985,19 +3230,16 @@
         </w:tc>
         <w:tc>
           <w:tcPr>
-            <w:tcW w:type="dxa" w:w="2098"/>
+            <w:tcW w:type="dxa" w:w="2381"/>
             <w:vAlign w:val="center"/>
           </w:tcPr>
           <w:p>
-            <w:pPr>
-              <w:jc w:val="left"/>
-            </w:pPr>
             <w:r/>
             <w:r>
               <w:rPr>
                 <w:rFonts w:ascii="Malgun Gothic" w:hAnsi="Malgun Gothic" w:eastAsia="Malgun Gothic"/>
                 <w:b w:val="0"/>
-                <w:sz w:val="15"/>
+                <w:sz w:val="14"/>
               </w:rPr>
               <w:t>UI 테마 일관성</w:t>
             </w:r>
@@ -4005,19 +3247,16 @@
         </w:tc>
         <w:tc>
           <w:tcPr>
-            <w:tcW w:type="dxa" w:w="737"/>
+            <w:tcW w:type="dxa" w:w="709"/>
             <w:vAlign w:val="center"/>
           </w:tcPr>
           <w:p>
-            <w:pPr>
-              <w:jc w:val="left"/>
-            </w:pPr>
             <w:r/>
             <w:r>
               <w:rPr>
                 <w:rFonts w:ascii="Malgun Gothic" w:hAnsi="Malgun Gothic" w:eastAsia="Malgun Gothic"/>
                 <w:b w:val="0"/>
-                <w:sz w:val="15"/>
+                <w:sz w:val="14"/>
               </w:rPr>
               <w:t>●</w:t>
             </w:r>
@@ -4025,19 +3264,16 @@
         </w:tc>
         <w:tc>
           <w:tcPr>
-            <w:tcW w:type="dxa" w:w="737"/>
+            <w:tcW w:type="dxa" w:w="709"/>
             <w:vAlign w:val="center"/>
           </w:tcPr>
           <w:p>
-            <w:pPr>
-              <w:jc w:val="left"/>
-            </w:pPr>
             <w:r/>
             <w:r>
               <w:rPr>
                 <w:rFonts w:ascii="Malgun Gothic" w:hAnsi="Malgun Gothic" w:eastAsia="Malgun Gothic"/>
                 <w:b w:val="0"/>
-                <w:sz w:val="15"/>
+                <w:sz w:val="14"/>
               </w:rPr>
               <w:t>●</w:t>
             </w:r>
@@ -4045,19 +3281,16 @@
         </w:tc>
         <w:tc>
           <w:tcPr>
-            <w:tcW w:type="dxa" w:w="737"/>
+            <w:tcW w:type="dxa" w:w="709"/>
             <w:vAlign w:val="center"/>
           </w:tcPr>
           <w:p>
-            <w:pPr>
-              <w:jc w:val="left"/>
-            </w:pPr>
             <w:r/>
             <w:r>
               <w:rPr>
                 <w:rFonts w:ascii="Malgun Gothic" w:hAnsi="Malgun Gothic" w:eastAsia="Malgun Gothic"/>
                 <w:b w:val="0"/>
-                <w:sz w:val="15"/>
+                <w:sz w:val="14"/>
               </w:rPr>
               <w:t>●</w:t>
             </w:r>
@@ -4065,19 +3298,16 @@
         </w:tc>
         <w:tc>
           <w:tcPr>
-            <w:tcW w:type="dxa" w:w="737"/>
+            <w:tcW w:type="dxa" w:w="709"/>
             <w:vAlign w:val="center"/>
           </w:tcPr>
           <w:p>
-            <w:pPr>
-              <w:jc w:val="left"/>
-            </w:pPr>
             <w:r/>
             <w:r>
               <w:rPr>
                 <w:rFonts w:ascii="Malgun Gothic" w:hAnsi="Malgun Gothic" w:eastAsia="Malgun Gothic"/>
                 <w:b w:val="0"/>
-                <w:sz w:val="15"/>
+                <w:sz w:val="14"/>
               </w:rPr>
               <w:t>●</w:t>
             </w:r>
@@ -4085,19 +3315,16 @@
         </w:tc>
         <w:tc>
           <w:tcPr>
-            <w:tcW w:type="dxa" w:w="850"/>
+            <w:tcW w:type="dxa" w:w="822"/>
             <w:vAlign w:val="center"/>
           </w:tcPr>
           <w:p>
-            <w:pPr>
-              <w:jc w:val="left"/>
-            </w:pPr>
             <w:r/>
             <w:r>
               <w:rPr>
                 <w:rFonts w:ascii="Malgun Gothic" w:hAnsi="Malgun Gothic" w:eastAsia="Malgun Gothic"/>
                 <w:b w:val="0"/>
-                <w:sz w:val="15"/>
+                <w:sz w:val="14"/>
               </w:rPr>
               <w:t>●</w:t>
             </w:r>
@@ -4105,19 +3332,16 @@
         </w:tc>
         <w:tc>
           <w:tcPr>
-            <w:tcW w:type="dxa" w:w="850"/>
+            <w:tcW w:type="dxa" w:w="822"/>
             <w:vAlign w:val="center"/>
           </w:tcPr>
           <w:p>
-            <w:pPr>
-              <w:jc w:val="left"/>
-            </w:pPr>
             <w:r/>
             <w:r>
               <w:rPr>
                 <w:rFonts w:ascii="Malgun Gothic" w:hAnsi="Malgun Gothic" w:eastAsia="Malgun Gothic"/>
                 <w:b w:val="0"/>
-                <w:sz w:val="15"/>
+                <w:sz w:val="14"/>
               </w:rPr>
               <w:t>●</w:t>
             </w:r>
@@ -4127,19 +3351,16 @@
       <w:tr>
         <w:tc>
           <w:tcPr>
-            <w:tcW w:type="dxa" w:w="1304"/>
+            <w:tcW w:type="dxa" w:w="1247"/>
             <w:vAlign w:val="center"/>
           </w:tcPr>
           <w:p>
-            <w:pPr>
-              <w:jc w:val="left"/>
-            </w:pPr>
             <w:r/>
             <w:r>
               <w:rPr>
                 <w:rFonts w:ascii="Malgun Gothic" w:hAnsi="Malgun Gothic" w:eastAsia="Malgun Gothic"/>
                 <w:b w:val="0"/>
-                <w:sz w:val="15"/>
+                <w:sz w:val="14"/>
               </w:rPr>
               <w:t>REQ-N-008</w:t>
             </w:r>
@@ -4147,96 +3368,49 @@
         </w:tc>
         <w:tc>
           <w:tcPr>
-            <w:tcW w:type="dxa" w:w="2098"/>
+            <w:tcW w:type="dxa" w:w="2381"/>
             <w:vAlign w:val="center"/>
           </w:tcPr>
           <w:p>
-            <w:pPr>
-              <w:jc w:val="left"/>
-            </w:pPr>
             <w:r/>
             <w:r>
               <w:rPr>
                 <w:rFonts w:ascii="Malgun Gothic" w:hAnsi="Malgun Gothic" w:eastAsia="Malgun Gothic"/>
                 <w:b w:val="0"/>
-                <w:sz w:val="15"/>
+                <w:sz w:val="14"/>
               </w:rPr>
-              <w:t>해외 의약품 정보 고지</w:t>
+              <w:t>의료정보 고지</w:t>
             </w:r>
           </w:p>
         </w:tc>
         <w:tc>
           <w:tcPr>
-            <w:tcW w:type="dxa" w:w="737"/>
+            <w:tcW w:type="dxa" w:w="709"/>
             <w:vAlign w:val="center"/>
           </w:tcPr>
           <w:p>
-            <w:pPr>
-              <w:jc w:val="left"/>
-            </w:pPr>
             <w:r/>
             <w:r>
               <w:rPr>
                 <w:rFonts w:ascii="Malgun Gothic" w:hAnsi="Malgun Gothic" w:eastAsia="Malgun Gothic"/>
                 <w:b w:val="0"/>
-                <w:sz w:val="15"/>
+                <w:sz w:val="14"/>
               </w:rPr>
             </w:r>
           </w:p>
         </w:tc>
         <w:tc>
           <w:tcPr>
-            <w:tcW w:type="dxa" w:w="737"/>
+            <w:tcW w:type="dxa" w:w="709"/>
             <w:vAlign w:val="center"/>
           </w:tcPr>
           <w:p>
-            <w:pPr>
-              <w:jc w:val="left"/>
-            </w:pPr>
             <w:r/>
             <w:r>
               <w:rPr>
                 <w:rFonts w:ascii="Malgun Gothic" w:hAnsi="Malgun Gothic" w:eastAsia="Malgun Gothic"/>
                 <w:b w:val="0"/>
-                <w:sz w:val="15"/>
-              </w:rPr>
-            </w:r>
-          </w:p>
-        </w:tc>
-        <w:tc>
-          <w:tcPr>
-            <w:tcW w:type="dxa" w:w="737"/>
-            <w:vAlign w:val="center"/>
-          </w:tcPr>
-          <w:p>
-            <w:pPr>
-              <w:jc w:val="left"/>
-            </w:pPr>
-            <w:r/>
-            <w:r>
-              <w:rPr>
-                <w:rFonts w:ascii="Malgun Gothic" w:hAnsi="Malgun Gothic" w:eastAsia="Malgun Gothic"/>
-                <w:b w:val="0"/>
-                <w:sz w:val="15"/>
-              </w:rPr>
-            </w:r>
-          </w:p>
-        </w:tc>
-        <w:tc>
-          <w:tcPr>
-            <w:tcW w:type="dxa" w:w="737"/>
-            <w:vAlign w:val="center"/>
-          </w:tcPr>
-          <w:p>
-            <w:pPr>
-              <w:jc w:val="left"/>
-            </w:pPr>
-            <w:r/>
-            <w:r>
-              <w:rPr>
-                <w:rFonts w:ascii="Malgun Gothic" w:hAnsi="Malgun Gothic" w:eastAsia="Malgun Gothic"/>
-                <w:b w:val="0"/>
-                <w:sz w:val="15"/>
+                <w:sz w:val="14"/>
               </w:rPr>
               <w:t>●</w:t>
             </w:r>
@@ -4244,38 +3418,66 @@
         </w:tc>
         <w:tc>
           <w:tcPr>
-            <w:tcW w:type="dxa" w:w="850"/>
+            <w:tcW w:type="dxa" w:w="709"/>
             <w:vAlign w:val="center"/>
           </w:tcPr>
           <w:p>
-            <w:pPr>
-              <w:jc w:val="left"/>
-            </w:pPr>
             <w:r/>
             <w:r>
               <w:rPr>
                 <w:rFonts w:ascii="Malgun Gothic" w:hAnsi="Malgun Gothic" w:eastAsia="Malgun Gothic"/>
                 <w:b w:val="0"/>
-                <w:sz w:val="15"/>
+                <w:sz w:val="14"/>
               </w:rPr>
             </w:r>
           </w:p>
         </w:tc>
         <w:tc>
           <w:tcPr>
-            <w:tcW w:type="dxa" w:w="850"/>
+            <w:tcW w:type="dxa" w:w="709"/>
             <w:vAlign w:val="center"/>
           </w:tcPr>
           <w:p>
-            <w:pPr>
-              <w:jc w:val="left"/>
-            </w:pPr>
             <w:r/>
             <w:r>
               <w:rPr>
                 <w:rFonts w:ascii="Malgun Gothic" w:hAnsi="Malgun Gothic" w:eastAsia="Malgun Gothic"/>
                 <w:b w:val="0"/>
-                <w:sz w:val="15"/>
+                <w:sz w:val="14"/>
+              </w:rPr>
+              <w:t>●</w:t>
+            </w:r>
+          </w:p>
+        </w:tc>
+        <w:tc>
+          <w:tcPr>
+            <w:tcW w:type="dxa" w:w="822"/>
+            <w:vAlign w:val="center"/>
+          </w:tcPr>
+          <w:p>
+            <w:r/>
+            <w:r>
+              <w:rPr>
+                <w:rFonts w:ascii="Malgun Gothic" w:hAnsi="Malgun Gothic" w:eastAsia="Malgun Gothic"/>
+                <w:b w:val="0"/>
+                <w:sz w:val="14"/>
+              </w:rPr>
+              <w:t>●</w:t>
+            </w:r>
+          </w:p>
+        </w:tc>
+        <w:tc>
+          <w:tcPr>
+            <w:tcW w:type="dxa" w:w="822"/>
+            <w:vAlign w:val="center"/>
+          </w:tcPr>
+          <w:p>
+            <w:r/>
+            <w:r>
+              <w:rPr>
+                <w:rFonts w:ascii="Malgun Gothic" w:hAnsi="Malgun Gothic" w:eastAsia="Malgun Gothic"/>
+                <w:b w:val="0"/>
+                <w:sz w:val="14"/>
               </w:rPr>
             </w:r>
           </w:p>
@@ -4294,7 +3496,7 @@
           <w:color w:val="1F4E79"/>
           <w:sz w:val="30"/>
         </w:rPr>
-        <w:t>3. 핵심 기능별 API·테스트 추적성</w:t>
+        <w:t>3. 핵심 기능별 API·데이터·테스트 추적성</w:t>
       </w:r>
     </w:p>
     <w:tbl>
@@ -4305,21 +3507,18 @@
         <w:tblLook w:firstColumn="1" w:firstRow="1" w:lastColumn="0" w:lastRow="0" w:noHBand="0" w:noVBand="1" w:val="04A0"/>
       </w:tblPr>
       <w:tblGrid>
-        <w:gridCol w:w="3400"/>
-        <w:gridCol w:w="3400"/>
-        <w:gridCol w:w="3400"/>
+        <w:gridCol w:w="3475"/>
+        <w:gridCol w:w="3475"/>
+        <w:gridCol w:w="3475"/>
       </w:tblGrid>
       <w:tr>
         <w:tc>
           <w:tcPr>
-            <w:tcW w:type="dxa" w:w="1984"/>
+            <w:tcW w:type="dxa" w:w="2041"/>
             <w:vAlign w:val="center"/>
             <w:shd w:fill="DDEBF7"/>
           </w:tcPr>
           <w:p>
-            <w:pPr>
-              <w:jc w:val="left"/>
-            </w:pPr>
             <w:r/>
             <w:r>
               <w:rPr>
@@ -4333,14 +3532,11 @@
         </w:tc>
         <w:tc>
           <w:tcPr>
-            <w:tcW w:type="dxa" w:w="3515"/>
+            <w:tcW w:type="dxa" w:w="3288"/>
             <w:vAlign w:val="center"/>
             <w:shd w:fill="DDEBF7"/>
           </w:tcPr>
           <w:p>
-            <w:pPr>
-              <w:jc w:val="left"/>
-            </w:pPr>
             <w:r/>
             <w:r>
               <w:rPr>
@@ -4348,7 +3544,7 @@
                 <w:b/>
                 <w:sz w:val="16"/>
               </w:rPr>
-              <w:t>API/구현 대상</w:t>
+              <w:t>API/데이터 대상</w:t>
             </w:r>
           </w:p>
         </w:tc>
@@ -4359,9 +3555,6 @@
             <w:shd w:fill="DDEBF7"/>
           </w:tcPr>
           <w:p>
-            <w:pPr>
-              <w:jc w:val="left"/>
-            </w:pPr>
             <w:r/>
             <w:r>
               <w:rPr>
@@ -4377,13 +3570,10 @@
       <w:tr>
         <w:tc>
           <w:tcPr>
-            <w:tcW w:type="dxa" w:w="1984"/>
+            <w:tcW w:type="dxa" w:w="2041"/>
             <w:vAlign w:val="center"/>
           </w:tcPr>
           <w:p>
-            <w:pPr>
-              <w:jc w:val="left"/>
-            </w:pPr>
             <w:r/>
             <w:r>
               <w:rPr>
@@ -4391,19 +3581,16 @@
                 <w:b w:val="0"/>
                 <w:sz w:val="16"/>
               </w:rPr>
-              <w:t>REQ-F-001, REQ-F-002</w:t>
+              <w:t>REQ-F-001, REQ-N-002, REQ-N-008</w:t>
             </w:r>
           </w:p>
         </w:tc>
         <w:tc>
           <w:tcPr>
-            <w:tcW w:type="dxa" w:w="3515"/>
+            <w:tcW w:type="dxa" w:w="3288"/>
             <w:vAlign w:val="center"/>
           </w:tcPr>
           <w:p>
-            <w:pPr>
-              <w:jc w:val="left"/>
-            </w:pPr>
             <w:r/>
             <w:r>
               <w:rPr>
@@ -4411,7 +3598,11 @@
                 <w:b w:val="0"/>
                 <w:sz w:val="16"/>
               </w:rPr>
-              <w:t>POST /auth/signup, POST /auth/login</w:t>
+              <w:t>POST /auth/signup</w:t>
+              <w:br/>
+              <w:t>users.terms_agreed_at</w:t>
+              <w:br/>
+              <w:t>users.medical_notice_agreed_at</w:t>
             </w:r>
           </w:p>
         </w:tc>
@@ -4421,9 +3612,6 @@
             <w:vAlign w:val="center"/>
           </w:tcPr>
           <w:p>
-            <w:pPr>
-              <w:jc w:val="left"/>
-            </w:pPr>
             <w:r/>
             <w:r>
               <w:rPr>
@@ -4431,7 +3619,7 @@
                 <w:b w:val="0"/>
                 <w:sz w:val="16"/>
               </w:rPr>
-              <w:t>가입·로그인 성공/실패, JWT 인증</w:t>
+              <w:t>영문·숫자·기호 8자 이상, 약관·의료정보 고지 true 검증, 동의 시각 저장</w:t>
             </w:r>
           </w:p>
         </w:tc>
@@ -4439,13 +3627,63 @@
       <w:tr>
         <w:tc>
           <w:tcPr>
-            <w:tcW w:type="dxa" w:w="1984"/>
+            <w:tcW w:type="dxa" w:w="2041"/>
             <w:vAlign w:val="center"/>
           </w:tcPr>
           <w:p>
-            <w:pPr>
-              <w:jc w:val="left"/>
-            </w:pPr>
+            <w:r/>
+            <w:r>
+              <w:rPr>
+                <w:rFonts w:ascii="Malgun Gothic" w:hAnsi="Malgun Gothic" w:eastAsia="Malgun Gothic"/>
+                <w:b w:val="0"/>
+                <w:sz w:val="16"/>
+              </w:rPr>
+              <w:t>REQ-F-002</w:t>
+            </w:r>
+          </w:p>
+        </w:tc>
+        <w:tc>
+          <w:tcPr>
+            <w:tcW w:type="dxa" w:w="3288"/>
+            <w:vAlign w:val="center"/>
+          </w:tcPr>
+          <w:p>
+            <w:r/>
+            <w:r>
+              <w:rPr>
+                <w:rFonts w:ascii="Malgun Gothic" w:hAnsi="Malgun Gothic" w:eastAsia="Malgun Gothic"/>
+                <w:b w:val="0"/>
+                <w:sz w:val="16"/>
+              </w:rPr>
+              <w:t>POST /auth/login</w:t>
+            </w:r>
+          </w:p>
+        </w:tc>
+        <w:tc>
+          <w:tcPr>
+            <w:tcW w:type="dxa" w:w="3402"/>
+            <w:vAlign w:val="center"/>
+          </w:tcPr>
+          <w:p>
+            <w:r/>
+            <w:r>
+              <w:rPr>
+                <w:rFonts w:ascii="Malgun Gothic" w:hAnsi="Malgun Gothic" w:eastAsia="Malgun Gothic"/>
+                <w:b w:val="0"/>
+                <w:sz w:val="16"/>
+              </w:rPr>
+              <w:t>BCrypt 비밀번호 검증, JWT 발급·인증 실패</w:t>
+            </w:r>
+          </w:p>
+        </w:tc>
+      </w:tr>
+      <w:tr>
+        <w:tc>
+          <w:tcPr>
+            <w:tcW w:type="dxa" w:w="2041"/>
+            <w:vAlign w:val="center"/>
+          </w:tcPr>
+          <w:p>
             <w:r/>
             <w:r>
               <w:rPr>
@@ -4459,13 +3697,10 @@
         </w:tc>
         <w:tc>
           <w:tcPr>
-            <w:tcW w:type="dxa" w:w="3515"/>
+            <w:tcW w:type="dxa" w:w="3288"/>
             <w:vAlign w:val="center"/>
           </w:tcPr>
           <w:p>
-            <w:pPr>
-              <w:jc w:val="left"/>
-            </w:pPr>
             <w:r/>
             <w:r>
               <w:rPr>
@@ -4483,9 +3718,6 @@
             <w:vAlign w:val="center"/>
           </w:tcPr>
           <w:p>
-            <w:pPr>
-              <w:jc w:val="left"/>
-            </w:pPr>
             <w:r/>
             <w:r>
               <w:rPr>
@@ -4493,7 +3725,7 @@
                 <w:b w:val="0"/>
                 <w:sz w:val="16"/>
               </w:rPr>
-              <w:t>이름/모양/색 조건, 결과 없음, 이미지 없음</w:t>
+              <w:t>이름·모양·색 조건, 결과 없음, 이미지 없음</w:t>
             </w:r>
           </w:p>
         </w:tc>
@@ -4501,13 +3733,10 @@
       <w:tr>
         <w:tc>
           <w:tcPr>
-            <w:tcW w:type="dxa" w:w="1984"/>
+            <w:tcW w:type="dxa" w:w="2041"/>
             <w:vAlign w:val="center"/>
           </w:tcPr>
           <w:p>
-            <w:pPr>
-              <w:jc w:val="left"/>
-            </w:pPr>
             <w:r/>
             <w:r>
               <w:rPr>
@@ -4515,19 +3744,16 @@
                 <w:b w:val="0"/>
                 <w:sz w:val="16"/>
               </w:rPr>
-              <w:t>REQ-F-006</w:t>
+              <w:t>REQ-F-006~008</w:t>
             </w:r>
           </w:p>
         </w:tc>
         <w:tc>
           <w:tcPr>
-            <w:tcW w:type="dxa" w:w="3515"/>
+            <w:tcW w:type="dxa" w:w="3288"/>
             <w:vAlign w:val="center"/>
           </w:tcPr>
           <w:p>
-            <w:pPr>
-              <w:jc w:val="left"/>
-            </w:pPr>
             <w:r/>
             <w:r>
               <w:rPr>
@@ -4535,7 +3761,7 @@
                 <w:b w:val="0"/>
                 <w:sz w:val="16"/>
               </w:rPr>
-              <w:t>GET /drugs/{id}</w:t>
+              <w:t>GET /drugs/{id}, /side-effects</w:t>
             </w:r>
           </w:p>
         </w:tc>
@@ -4545,9 +3771,6 @@
             <w:vAlign w:val="center"/>
           </w:tcPr>
           <w:p>
-            <w:pPr>
-              <w:jc w:val="left"/>
-            </w:pPr>
             <w:r/>
             <w:r>
               <w:rPr>
@@ -4555,7 +3778,7 @@
                 <w:b w:val="0"/>
                 <w:sz w:val="16"/>
               </w:rPr>
-              <w:t>상세 기본정보, 존재하지 않는 ID</w:t>
+              <w:t>상세 정보, 국내·FAERS 비교, 부분 실패</w:t>
             </w:r>
           </w:p>
         </w:tc>
@@ -4563,13 +3786,10 @@
       <w:tr>
         <w:tc>
           <w:tcPr>
-            <w:tcW w:type="dxa" w:w="1984"/>
+            <w:tcW w:type="dxa" w:w="2041"/>
             <w:vAlign w:val="center"/>
           </w:tcPr>
           <w:p>
-            <w:pPr>
-              <w:jc w:val="left"/>
-            </w:pPr>
             <w:r/>
             <w:r>
               <w:rPr>
@@ -4577,19 +3797,16 @@
                 <w:b w:val="0"/>
                 <w:sz w:val="16"/>
               </w:rPr>
-              <w:t>REQ-F-007, REQ-F-008, REQ-F-013</w:t>
+              <w:t>REQ-F-009, F-013, F-014</w:t>
             </w:r>
           </w:p>
         </w:tc>
         <w:tc>
           <w:tcPr>
-            <w:tcW w:type="dxa" w:w="3515"/>
+            <w:tcW w:type="dxa" w:w="3288"/>
             <w:vAlign w:val="center"/>
           </w:tcPr>
           <w:p>
-            <w:pPr>
-              <w:jc w:val="left"/>
-            </w:pPr>
             <w:r/>
             <w:r>
               <w:rPr>
@@ -4597,7 +3814,7 @@
                 <w:b w:val="0"/>
                 <w:sz w:val="16"/>
               </w:rPr>
-              <w:t>GET /drugs/{id}/side-effects</w:t>
+              <w:t>GET /favorites, /duplicates, /contraindications</w:t>
             </w:r>
           </w:p>
         </w:tc>
@@ -4607,9 +3824,6 @@
             <w:vAlign w:val="center"/>
           </w:tcPr>
           <w:p>
-            <w:pPr>
-              <w:jc w:val="left"/>
-            </w:pPr>
             <w:r/>
             <w:r>
               <w:rPr>
@@ -4617,7 +3831,7 @@
                 <w:b w:val="0"/>
                 <w:sz w:val="16"/>
               </w:rPr>
-              <w:t>국내/해외/비교, 캐시, 외부 실패</w:t>
+              <w:t>DUR 금기·주의, 동일 성분·효능군 경고, 결과 없음</w:t>
             </w:r>
           </w:p>
         </w:tc>
@@ -4625,13 +3839,10 @@
       <w:tr>
         <w:tc>
           <w:tcPr>
-            <w:tcW w:type="dxa" w:w="1984"/>
+            <w:tcW w:type="dxa" w:w="2041"/>
             <w:vAlign w:val="center"/>
           </w:tcPr>
           <w:p>
-            <w:pPr>
-              <w:jc w:val="left"/>
-            </w:pPr>
             <w:r/>
             <w:r>
               <w:rPr>
@@ -4639,19 +3850,16 @@
                 <w:b w:val="0"/>
                 <w:sz w:val="16"/>
               </w:rPr>
-              <w:t>REQ-F-009, REQ-F-014</w:t>
+              <w:t>REQ-F-010, F-011</w:t>
             </w:r>
           </w:p>
         </w:tc>
         <w:tc>
           <w:tcPr>
-            <w:tcW w:type="dxa" w:w="3515"/>
+            <w:tcW w:type="dxa" w:w="3288"/>
             <w:vAlign w:val="center"/>
           </w:tcPr>
           <w:p>
-            <w:pPr>
-              <w:jc w:val="left"/>
-            </w:pPr>
             <w:r/>
             <w:r>
               <w:rPr>
@@ -4659,7 +3867,9 @@
                 <w:b w:val="0"/>
                 <w:sz w:val="16"/>
               </w:rPr>
-              <w:t>GET /drugs/{id}/duplicates, /contraindications</w:t>
+              <w:t>GET/POST /favorites</w:t>
+              <w:br/>
+              <w:t>DELETE /favorites/drug/{id}</w:t>
             </w:r>
           </w:p>
         </w:tc>
@@ -4669,71 +3879,6 @@
             <w:vAlign w:val="center"/>
           </w:tcPr>
           <w:p>
-            <w:pPr>
-              <w:jc w:val="left"/>
-            </w:pPr>
-            <w:r/>
-            <w:r>
-              <w:rPr>
-                <w:rFonts w:ascii="Malgun Gothic" w:hAnsi="Malgun Gothic" w:eastAsia="Malgun Gothic"/>
-                <w:b w:val="0"/>
-                <w:sz w:val="16"/>
-              </w:rPr>
-              <w:t>동일 성분·효능군·병용금기, 결과 없음</w:t>
-            </w:r>
-          </w:p>
-        </w:tc>
-      </w:tr>
-      <w:tr>
-        <w:tc>
-          <w:tcPr>
-            <w:tcW w:type="dxa" w:w="1984"/>
-            <w:vAlign w:val="center"/>
-          </w:tcPr>
-          <w:p>
-            <w:pPr>
-              <w:jc w:val="left"/>
-            </w:pPr>
-            <w:r/>
-            <w:r>
-              <w:rPr>
-                <w:rFonts w:ascii="Malgun Gothic" w:hAnsi="Malgun Gothic" w:eastAsia="Malgun Gothic"/>
-                <w:b w:val="0"/>
-                <w:sz w:val="16"/>
-              </w:rPr>
-              <w:t>REQ-F-010, REQ-F-011</w:t>
-            </w:r>
-          </w:p>
-        </w:tc>
-        <w:tc>
-          <w:tcPr>
-            <w:tcW w:type="dxa" w:w="3515"/>
-            <w:vAlign w:val="center"/>
-          </w:tcPr>
-          <w:p>
-            <w:pPr>
-              <w:jc w:val="left"/>
-            </w:pPr>
-            <w:r/>
-            <w:r>
-              <w:rPr>
-                <w:rFonts w:ascii="Malgun Gothic" w:hAnsi="Malgun Gothic" w:eastAsia="Malgun Gothic"/>
-                <w:b w:val="0"/>
-                <w:sz w:val="16"/>
-              </w:rPr>
-              <w:t>GET/POST /favorites, DELETE /favorites/drug/{id}</w:t>
-            </w:r>
-          </w:p>
-        </w:tc>
-        <w:tc>
-          <w:tcPr>
-            <w:tcW w:type="dxa" w:w="3402"/>
-            <w:vAlign w:val="center"/>
-          </w:tcPr>
-          <w:p>
-            <w:pPr>
-              <w:jc w:val="left"/>
-            </w:pPr>
             <w:r/>
             <w:r>
               <w:rPr>
@@ -4749,13 +3894,10 @@
       <w:tr>
         <w:tc>
           <w:tcPr>
-            <w:tcW w:type="dxa" w:w="1984"/>
+            <w:tcW w:type="dxa" w:w="2041"/>
             <w:vAlign w:val="center"/>
           </w:tcPr>
           <w:p>
-            <w:pPr>
-              <w:jc w:val="left"/>
-            </w:pPr>
             <w:r/>
             <w:r>
               <w:rPr>
@@ -4769,13 +3911,10 @@
         </w:tc>
         <w:tc>
           <w:tcPr>
-            <w:tcW w:type="dxa" w:w="3515"/>
+            <w:tcW w:type="dxa" w:w="3288"/>
             <w:vAlign w:val="center"/>
           </w:tcPr>
           <w:p>
-            <w:pPr>
-              <w:jc w:val="left"/>
-            </w:pPr>
             <w:r/>
             <w:r>
               <w:rPr>
@@ -4793,9 +3932,6 @@
             <w:vAlign w:val="center"/>
           </w:tcPr>
           <w:p>
-            <w:pPr>
-              <w:jc w:val="left"/>
-            </w:pPr>
             <w:r/>
             <w:r>
               <w:rPr>
@@ -4803,7 +3939,7 @@
                 <w:b w:val="0"/>
                 <w:sz w:val="16"/>
               </w:rPr>
-              <w:t>최근 검색 5건, 빈 상태, 검색 조건 복원</w:t>
+              <w:t>최근 검색 5건, 즐겨찾기 수, DUR 경고 여부</w:t>
             </w:r>
           </w:p>
         </w:tc>
@@ -4811,13 +3947,10 @@
       <w:tr>
         <w:tc>
           <w:tcPr>
-            <w:tcW w:type="dxa" w:w="1984"/>
+            <w:tcW w:type="dxa" w:w="2041"/>
             <w:vAlign w:val="center"/>
           </w:tcPr>
           <w:p>
-            <w:pPr>
-              <w:jc w:val="left"/>
-            </w:pPr>
             <w:r/>
             <w:r>
               <w:rPr>
@@ -4825,19 +3958,16 @@
                 <w:b w:val="0"/>
                 <w:sz w:val="16"/>
               </w:rPr>
-              <w:t>REQ-F-015, REQ-N-008</w:t>
+              <w:t>REQ-F-015</w:t>
             </w:r>
           </w:p>
         </w:tc>
         <w:tc>
           <w:tcPr>
-            <w:tcW w:type="dxa" w:w="3515"/>
+            <w:tcW w:type="dxa" w:w="3288"/>
             <w:vAlign w:val="center"/>
           </w:tcPr>
           <w:p>
-            <w:pPr>
-              <w:jc w:val="left"/>
-            </w:pPr>
             <w:r/>
             <w:r>
               <w:rPr>
@@ -4855,9 +3985,6 @@
             <w:vAlign w:val="center"/>
           </w:tcPr>
           <w:p>
-            <w:pPr>
-              <w:jc w:val="left"/>
-            </w:pPr>
             <w:r/>
             <w:r>
               <w:rPr>
@@ -4865,7 +3992,7 @@
                 <w:b w:val="0"/>
                 <w:sz w:val="16"/>
               </w:rPr>
-              <w:t>ATC/성분 매핑, 결과 없음, 외부 장애, 고지 문구</w:t>
+              <w:t>성분 매핑, 결과 없음, 외부 장애, 해외 제품 고지</w:t>
             </w:r>
           </w:p>
         </w:tc>
@@ -4874,7 +4001,7 @@
     <w:p/>
     <w:sectPr>
       <w:pgSz w:w="12240" w:h="15840"/>
-      <w:pgMar w:top="1020" w:right="1020" w:bottom="1020" w:left="1020" w:header="720" w:footer="720" w:gutter="0"/>
+      <w:pgMar w:top="964" w:right="907" w:bottom="964" w:left="907" w:header="720" w:footer="720" w:gutter="0"/>
       <w:cols w:space="720"/>
       <w:docGrid w:linePitch="360"/>
     </w:sectPr>
@@ -5245,10 +4372,6 @@
     <w:name w:val="Normal"/>
     <w:qFormat/>
     <w:rsid w:val="00FC693F"/>
-    <w:rPr>
-      <w:rFonts w:ascii="Malgun Gothic" w:hAnsi="Malgun Gothic" w:eastAsia="Malgun Gothic"/>
-      <w:sz w:val="20"/>
-    </w:rPr>
   </w:style>
   <w:style w:type="paragraph" w:styleId="Header">
     <w:name w:val="header"/>
